--- a/drafts/funEco_submission/resub2/TT23_rtr2_v1.0.docx
+++ b/drafts/funEco_submission/resub2/TT23_rtr2_v1.0.docx
@@ -88,35 +88,90 @@
           <w:color w:val="000000"/>
         </w:rPr>
       </w:pPr>
-      <w:proofErr w:type="gramStart"/>
-      <w:r>
-        <w:t xml:space="preserve">February </w:t>
-      </w:r>
-      <w:r>
-        <w:rPr>
-          <w:highlight w:val="yellow"/>
-        </w:rPr>
-        <w:t>XX</w:t>
-      </w:r>
-      <w:r>
+      <w:r>
+        <w:t xml:space="preserve">March </w:t>
+      </w:r>
+      <w:r>
+        <w:t>6</w:t>
+      </w:r>
+      <w:r>
+        <w:t>, 2026</w:t>
+      </w:r>
+    </w:p>
+    <w:p>
+      <w:pPr>
+        <w:rPr>
+          <w:color w:val="000000"/>
+        </w:rPr>
+      </w:pPr>
+      <w:r>
+        <w:rPr>
+          <w:color w:val="000000"/>
+        </w:rPr>
+        <w:t xml:space="preserve">Dear Editorial Board at </w:t>
+      </w:r>
+      <w:r>
+        <w:rPr>
+          <w:i/>
+          <w:iCs/>
+          <w:color w:val="000000"/>
+        </w:rPr>
+        <w:t>Functional Ecology</w:t>
+      </w:r>
+      <w:r>
+        <w:rPr>
+          <w:color w:val="000000"/>
+        </w:rPr>
         <w:t>,</w:t>
       </w:r>
-      <w:proofErr w:type="gramEnd"/>
-      <w:r>
-        <w:t xml:space="preserve"> 2026</w:t>
-      </w:r>
-    </w:p>
-    <w:p>
-      <w:pPr>
-        <w:rPr>
-          <w:color w:val="000000"/>
-        </w:rPr>
-      </w:pPr>
-      <w:r>
-        <w:rPr>
-          <w:color w:val="000000"/>
-        </w:rPr>
-        <w:t xml:space="preserve">Dear Editorial Board at </w:t>
+    </w:p>
+    <w:p>
+      <w:pPr>
+        <w:rPr>
+          <w:color w:val="000000"/>
+        </w:rPr>
+      </w:pPr>
+      <w:r>
+        <w:rPr>
+          <w:color w:val="000000"/>
+        </w:rPr>
+        <w:t>Thank you for considering our manuscript (</w:t>
+      </w:r>
+      <w:r>
+        <w:rPr>
+          <w:color w:val="000000"/>
+        </w:rPr>
+        <w:t>FE-2025-01</w:t>
+      </w:r>
+      <w:r>
+        <w:rPr>
+          <w:color w:val="000000"/>
+        </w:rPr>
+        <w:t xml:space="preserve">432), now </w:t>
+      </w:r>
+      <w:r>
+        <w:rPr>
+          <w:color w:val="000000"/>
+        </w:rPr>
+        <w:t xml:space="preserve">titled “The negative effects of an allelopathic invader on native plant photosynthesis </w:t>
+      </w:r>
+      <w:r>
+        <w:rPr>
+          <w:color w:val="000000"/>
+        </w:rPr>
+        <w:t>are amplified after tree canopy closure</w:t>
+      </w:r>
+      <w:r>
+        <w:rPr>
+          <w:color w:val="000000"/>
+        </w:rPr>
+        <w:t>”</w:t>
+      </w:r>
+      <w:r>
+        <w:rPr>
+          <w:color w:val="000000"/>
+        </w:rPr>
+        <w:t xml:space="preserve"> for publication in </w:t>
       </w:r>
       <w:r>
         <w:rPr>
@@ -130,69 +185,6 @@
         <w:rPr>
           <w:color w:val="000000"/>
         </w:rPr>
-        <w:t>,</w:t>
-      </w:r>
-    </w:p>
-    <w:p>
-      <w:pPr>
-        <w:rPr>
-          <w:color w:val="000000"/>
-        </w:rPr>
-      </w:pPr>
-      <w:r>
-        <w:rPr>
-          <w:color w:val="000000"/>
-        </w:rPr>
-        <w:t>Thank you for considering our manuscript (</w:t>
-      </w:r>
-      <w:r>
-        <w:rPr>
-          <w:color w:val="000000"/>
-        </w:rPr>
-        <w:t>FE-2025-01</w:t>
-      </w:r>
-      <w:r>
-        <w:rPr>
-          <w:color w:val="000000"/>
-        </w:rPr>
-        <w:t xml:space="preserve">432), now </w:t>
-      </w:r>
-      <w:r>
-        <w:rPr>
-          <w:color w:val="000000"/>
-        </w:rPr>
-        <w:t xml:space="preserve">titled “The negative effects of an allelopathic invader on native plant photosynthesis </w:t>
-      </w:r>
-      <w:r>
-        <w:rPr>
-          <w:color w:val="000000"/>
-        </w:rPr>
-        <w:t>are amplified after tree canopy closure</w:t>
-      </w:r>
-      <w:r>
-        <w:rPr>
-          <w:color w:val="000000"/>
-        </w:rPr>
-        <w:t>”</w:t>
-      </w:r>
-      <w:r>
-        <w:rPr>
-          <w:color w:val="000000"/>
-        </w:rPr>
-        <w:t xml:space="preserve"> for publication in </w:t>
-      </w:r>
-      <w:r>
-        <w:rPr>
-          <w:i/>
-          <w:iCs/>
-          <w:color w:val="000000"/>
-        </w:rPr>
-        <w:t>Functional Ecology</w:t>
-      </w:r>
-      <w:r>
-        <w:rPr>
-          <w:color w:val="000000"/>
-        </w:rPr>
         <w:t>. Please note the slightly modified title in accordance with suggestions from the reviewer. We appreciate the feedback from the Associate Editor and reviewer and believe these changes have improved the manuscript. We are submitting a clean version of the revised manuscript and a marked-up version with changes tracked through the “Track Changes” feature in Microsoft Word.</w:t>
       </w:r>
     </w:p>
@@ -206,13 +198,69 @@
         <w:rPr>
           <w:color w:val="000000"/>
         </w:rPr>
-        <w:t>The revised manuscript now includes more streamlined Introduction and Discussion sections following suggestions from the reviewer.</w:t>
-      </w:r>
-      <w:r>
-        <w:rPr>
-          <w:color w:val="000000"/>
-        </w:rPr>
-        <w:t xml:space="preserve"> Specifically, the Introduction now has 1392 words (compared to 1594 in the previously submitted version) and the Discussion now has </w:t>
+        <w:t xml:space="preserve">The revised manuscript now includes more streamlined </w:t>
+      </w:r>
+      <w:r>
+        <w:rPr>
+          <w:i/>
+          <w:iCs/>
+          <w:color w:val="000000"/>
+        </w:rPr>
+        <w:t>Introduction</w:t>
+      </w:r>
+      <w:r>
+        <w:rPr>
+          <w:color w:val="000000"/>
+        </w:rPr>
+        <w:t xml:space="preserve"> and </w:t>
+      </w:r>
+      <w:r>
+        <w:rPr>
+          <w:i/>
+          <w:iCs/>
+          <w:color w:val="000000"/>
+        </w:rPr>
+        <w:t>Discussion</w:t>
+      </w:r>
+      <w:r>
+        <w:rPr>
+          <w:color w:val="000000"/>
+        </w:rPr>
+        <w:t xml:space="preserve"> sections following suggestions from the reviewer.</w:t>
+      </w:r>
+      <w:r>
+        <w:rPr>
+          <w:color w:val="000000"/>
+        </w:rPr>
+        <w:t xml:space="preserve"> Specifically, the </w:t>
+      </w:r>
+      <w:r>
+        <w:rPr>
+          <w:i/>
+          <w:iCs/>
+          <w:color w:val="000000"/>
+        </w:rPr>
+        <w:t>Introduction</w:t>
+      </w:r>
+      <w:r>
+        <w:rPr>
+          <w:color w:val="000000"/>
+        </w:rPr>
+        <w:t xml:space="preserve"> now has 1392 words (compared to 1594 in the previously submitted version) and the </w:t>
+      </w:r>
+      <w:r>
+        <w:rPr>
+          <w:i/>
+          <w:iCs/>
+          <w:color w:val="000000"/>
+        </w:rPr>
+        <w:t>Discussion</w:t>
+      </w:r>
+      <w:r>
+        <w:rPr>
+          <w:color w:val="000000"/>
+        </w:rPr>
+        <w:t xml:space="preserve"> now has </w:t>
       </w:r>
       <w:r>
         <w:rPr>
@@ -290,7 +338,21 @@
         <w:rPr>
           <w:color w:val="000000"/>
         </w:rPr>
-        <w:t xml:space="preserve"> The Discussion section also includes an improved interpretation of the temporal drivers of native plant responses to </w:t>
+        <w:t xml:space="preserve"> The </w:t>
+      </w:r>
+      <w:r>
+        <w:rPr>
+          <w:i/>
+          <w:iCs/>
+          <w:color w:val="000000"/>
+        </w:rPr>
+        <w:t>Discussion</w:t>
+      </w:r>
+      <w:r>
+        <w:rPr>
+          <w:color w:val="000000"/>
+        </w:rPr>
+        <w:t xml:space="preserve"> section also includes an improved interpretation of the temporal drivers of native plant responses to </w:t>
       </w:r>
       <w:r>
         <w:rPr>
@@ -322,16 +384,20 @@
         <w:rPr>
           <w:color w:val="000000"/>
         </w:rPr>
-        <w:t xml:space="preserve"> includes a condensed version of the Result</w:t>
-      </w:r>
-      <w:r>
-        <w:rPr>
-          <w:color w:val="000000"/>
-        </w:rPr>
-        <w:t xml:space="preserve">s </w:t>
-      </w:r>
-      <w:r>
-        <w:rPr>
+        <w:t xml:space="preserve"> includes a condensed version of the </w:t>
+      </w:r>
+      <w:r>
+        <w:rPr>
+          <w:i/>
+          <w:iCs/>
+          <w:color w:val="000000"/>
+        </w:rPr>
+        <w:t>Result</w:t>
+      </w:r>
+      <w:r>
+        <w:rPr>
+          <w:i/>
+          <w:iCs/>
           <w:color w:val="000000"/>
         </w:rPr>
         <w:t>s</w:t>
@@ -340,6 +406,18 @@
         <w:rPr>
           <w:color w:val="000000"/>
         </w:rPr>
+        <w:t xml:space="preserve"> </w:t>
+      </w:r>
+      <w:r>
+        <w:rPr>
+          <w:color w:val="000000"/>
+        </w:rPr>
+        <w:t>s</w:t>
+      </w:r>
+      <w:r>
+        <w:rPr>
+          <w:color w:val="000000"/>
+        </w:rPr>
         <w:t>ection</w:t>
       </w:r>
       <w:r>
@@ -416,6 +494,106 @@
       </w:r>
     </w:p>
     <w:p>
+      <w:pPr>
+        <w:rPr>
+          <w:color w:val="000000"/>
+        </w:rPr>
+      </w:pPr>
+      <w:r>
+        <w:rPr>
+          <w:color w:val="000000"/>
+        </w:rPr>
+        <w:t xml:space="preserve">Please note that an initial resubmission flagged this manuscript for some repeated content in the </w:t>
+      </w:r>
+      <w:r>
+        <w:rPr>
+          <w:i/>
+          <w:iCs/>
+          <w:color w:val="000000"/>
+        </w:rPr>
+        <w:t>Methods</w:t>
+      </w:r>
+      <w:r>
+        <w:rPr>
+          <w:color w:val="000000"/>
+        </w:rPr>
+        <w:t xml:space="preserve"> section from two papers</w:t>
+      </w:r>
+      <w:r>
+        <w:rPr>
+          <w:color w:val="000000"/>
+        </w:rPr>
+        <w:t xml:space="preserve"> that</w:t>
+      </w:r>
+      <w:r>
+        <w:rPr>
+          <w:color w:val="000000"/>
+        </w:rPr>
+        <w:t xml:space="preserve"> </w:t>
+      </w:r>
+      <w:r>
+        <w:rPr>
+          <w:color w:val="000000"/>
+        </w:rPr>
+        <w:t xml:space="preserve">I </w:t>
+      </w:r>
+      <w:r>
+        <w:rPr>
+          <w:color w:val="000000"/>
+        </w:rPr>
+        <w:t>have previously published. The repeated content largely stem</w:t>
+      </w:r>
+      <w:r>
+        <w:rPr>
+          <w:color w:val="000000"/>
+        </w:rPr>
+        <w:t>s</w:t>
+      </w:r>
+      <w:r>
+        <w:rPr>
+          <w:color w:val="000000"/>
+        </w:rPr>
+        <w:t xml:space="preserve"> from a standard description of dynamic CO</w:t>
+      </w:r>
+      <w:r>
+        <w:rPr>
+          <w:color w:val="000000"/>
+          <w:vertAlign w:val="subscript"/>
+        </w:rPr>
+        <w:t>2</w:t>
+      </w:r>
+      <w:r>
+        <w:rPr>
+          <w:color w:val="000000"/>
+        </w:rPr>
+        <w:t xml:space="preserve"> response curves and a list of constants used for a modified Arrhenius function that standardizes trait estimates to a single temperature. I have made attempts to revise these sections accordingly</w:t>
+      </w:r>
+      <w:r>
+        <w:rPr>
+          <w:color w:val="000000"/>
+        </w:rPr>
+        <w:t>, noting that some of the language may be</w:t>
+      </w:r>
+      <w:r>
+        <w:rPr>
+          <w:color w:val="000000"/>
+        </w:rPr>
+        <w:t xml:space="preserve"> unavoidably</w:t>
+      </w:r>
+      <w:r>
+        <w:rPr>
+          <w:color w:val="000000"/>
+        </w:rPr>
+        <w:t xml:space="preserve"> similar to recent publications</w:t>
+      </w:r>
+      <w:r>
+        <w:rPr>
+          <w:color w:val="000000"/>
+        </w:rPr>
+        <w:t>.</w:t>
+      </w:r>
+    </w:p>
+    <w:p>
       <w:r>
         <w:t>Please contact me if you have any questions regarding our revis</w:t>
       </w:r>
@@ -445,20 +623,6 @@
           <w:color w:val="000000"/>
         </w:rPr>
       </w:pPr>
-    </w:p>
-    <w:p>
-      <w:pPr>
-        <w:rPr>
-          <w:color w:val="000000"/>
-        </w:rPr>
-      </w:pPr>
-    </w:p>
-    <w:p>
-      <w:pPr>
-        <w:rPr>
-          <w:color w:val="000000"/>
-        </w:rPr>
-      </w:pPr>
       <w:r>
         <w:rPr>
           <w:color w:val="000000"/>
@@ -556,6 +720,7 @@
     </w:p>
     <w:p>
       <w:r>
+        <w:lastRenderedPageBreak/>
         <w:br w:type="page"/>
       </w:r>
     </w:p>
@@ -1197,245 +1362,218 @@
           <w:iCs/>
           <w:color w:val="EE0000"/>
         </w:rPr>
-        <w:t xml:space="preserve">These gas exchange-derived parameters </w:t>
-      </w:r>
-      <w:r>
-        <w:rPr>
-          <w:iCs/>
-          <w:color w:val="EE0000"/>
-        </w:rPr>
-        <w:t>can be</w:t>
-      </w:r>
-      <w:r>
-        <w:rPr>
-          <w:iCs/>
-          <w:color w:val="EE0000"/>
-        </w:rPr>
-        <w:t xml:space="preserve"> standardized to a common temperature</w:t>
-      </w:r>
-      <w:r>
-        <w:rPr>
-          <w:iCs/>
-          <w:color w:val="EE0000"/>
-        </w:rPr>
-        <w:t xml:space="preserve"> to make inferences about nutrient investment toward photosynthesis.</w:t>
-      </w:r>
-      <w:r>
-        <w:rPr>
-          <w:iCs/>
-          <w:color w:val="EE0000"/>
-        </w:rPr>
-        <w:t xml:space="preserve"> This standardization is commonly done at 25°C, </w:t>
-      </w:r>
-      <w:r>
-        <w:rPr>
-          <w:iCs/>
-          <w:color w:val="EE0000"/>
-        </w:rPr>
-        <w:t>represented as</w:t>
-      </w:r>
-      <w:r>
-        <w:rPr>
-          <w:iCs/>
-          <w:color w:val="EE0000"/>
-        </w:rPr>
-        <w:t xml:space="preserve"> </w:t>
-      </w:r>
-      <w:r>
-        <w:rPr>
-          <w:i/>
-          <w:color w:val="EE0000"/>
-        </w:rPr>
-        <w:t>V</w:t>
-      </w:r>
-      <w:r>
-        <w:rPr>
-          <w:color w:val="EE0000"/>
-          <w:vertAlign w:val="subscript"/>
-        </w:rPr>
-        <w:t xml:space="preserve">cmax25 </w:t>
-      </w:r>
-      <w:r>
-        <w:rPr>
-          <w:color w:val="EE0000"/>
-        </w:rPr>
-        <w:t xml:space="preserve">and </w:t>
-      </w:r>
-      <w:r>
-        <w:rPr>
-          <w:i/>
-          <w:iCs/>
-          <w:color w:val="EE0000"/>
-        </w:rPr>
-        <w:t>J</w:t>
-      </w:r>
-      <w:r>
-        <w:rPr>
-          <w:iCs/>
-          <w:color w:val="EE0000"/>
-          <w:vertAlign w:val="subscript"/>
-        </w:rPr>
-        <w:t>max25</w:t>
-      </w:r>
-      <w:r>
-        <w:rPr>
-          <w:iCs/>
-          <w:color w:val="EE0000"/>
-        </w:rPr>
-        <w:t xml:space="preserve"> from this point forward</w:t>
-      </w:r>
-      <w:r>
-        <w:rPr>
-          <w:iCs/>
-          <w:color w:val="EE0000"/>
-        </w:rPr>
-        <w:t>.</w:t>
-      </w:r>
-      <w:r>
-        <w:rPr>
-          <w:color w:val="EE0000"/>
-        </w:rPr>
-        <w:t>”</w:t>
-      </w:r>
-    </w:p>
-    <w:p>
-      <w:pPr>
-        <w:spacing w:after="0" w:line="480" w:lineRule="auto"/>
-      </w:pPr>
-    </w:p>
-    <w:p>
-      <w:pPr>
-        <w:spacing w:after="0" w:line="480" w:lineRule="auto"/>
-      </w:pPr>
-      <w:r>
-        <w:t>L66. Stomata…</w:t>
-      </w:r>
-    </w:p>
-    <w:p>
-      <w:pPr>
-        <w:spacing w:after="0" w:line="480" w:lineRule="auto"/>
-        <w:rPr>
-          <w:color w:val="EE0000"/>
-        </w:rPr>
-      </w:pPr>
-      <w:r>
-        <w:rPr>
-          <w:color w:val="EE0000"/>
-        </w:rPr>
-        <w:t>Corrected.</w:t>
-      </w:r>
-    </w:p>
-    <w:p>
-      <w:pPr>
-        <w:spacing w:after="0" w:line="480" w:lineRule="auto"/>
-      </w:pPr>
-    </w:p>
-    <w:p>
-      <w:pPr>
-        <w:spacing w:after="0" w:line="480" w:lineRule="auto"/>
-      </w:pPr>
-      <w:r>
-        <w:t>L115-135. It can be reduced by half.</w:t>
-      </w:r>
-    </w:p>
-    <w:p>
-      <w:pPr>
-        <w:spacing w:after="0" w:line="480" w:lineRule="auto"/>
-        <w:rPr>
-          <w:color w:val="EE0000"/>
-        </w:rPr>
-      </w:pPr>
-      <w:r>
-        <w:rPr>
-          <w:color w:val="EE0000"/>
-        </w:rPr>
-        <w:t xml:space="preserve">This </w:t>
-      </w:r>
-      <w:r>
-        <w:rPr>
-          <w:color w:val="EE0000"/>
-        </w:rPr>
-        <w:t>section has been modified as follows:</w:t>
-      </w:r>
-    </w:p>
-    <w:p>
-      <w:pPr>
-        <w:spacing w:line="480" w:lineRule="auto"/>
-        <w:ind w:left="720"/>
-        <w:rPr>
-          <w:color w:val="EE0000"/>
-        </w:rPr>
-      </w:pPr>
-      <w:r>
-        <w:rPr>
-          <w:color w:val="EE0000"/>
-        </w:rPr>
-        <w:lastRenderedPageBreak/>
-        <w:t>“</w:t>
-      </w:r>
-      <w:r>
-        <w:rPr>
-          <w:color w:val="EE0000"/>
-        </w:rPr>
-        <w:t xml:space="preserve">Previous work indicates that </w:t>
-      </w:r>
-      <w:r>
-        <w:rPr>
-          <w:i/>
-          <w:color w:val="EE0000"/>
-        </w:rPr>
-        <w:t>A. petiolata</w:t>
-      </w:r>
-      <w:r>
-        <w:rPr>
-          <w:color w:val="EE0000"/>
-        </w:rPr>
-        <w:t xml:space="preserve"> reduces net photosynthesis and stomatal conductance in a common forest understory native</w:t>
-      </w:r>
-      <w:r>
-        <w:rPr>
-          <w:color w:val="EE0000"/>
-        </w:rPr>
-        <w:t xml:space="preserve"> species</w:t>
-      </w:r>
-      <w:r>
-        <w:rPr>
-          <w:color w:val="EE0000"/>
-        </w:rPr>
-        <w:t xml:space="preserve">, </w:t>
-      </w:r>
-      <w:r>
-        <w:rPr>
-          <w:i/>
-          <w:iCs/>
-          <w:color w:val="EE0000"/>
-        </w:rPr>
-        <w:t xml:space="preserve">M. </w:t>
-      </w:r>
-      <w:proofErr w:type="spellStart"/>
-      <w:r>
-        <w:rPr>
-          <w:i/>
-          <w:iCs/>
-          <w:color w:val="EE0000"/>
-        </w:rPr>
-        <w:t>racemosum</w:t>
-      </w:r>
-      <w:proofErr w:type="spellEnd"/>
-      <w:r>
-        <w:rPr>
-          <w:i/>
-          <w:iCs/>
-          <w:color w:val="EE0000"/>
-        </w:rPr>
-        <w:t xml:space="preserve"> </w:t>
+        <w:t xml:space="preserve">These gas exchange-derived parameters are often standardized to a common temperature to remove the influence of enzyme kinetics and make inferences about biochemical investment in photosynthesis </w:t>
       </w:r>
       <w:sdt>
         <w:sdtPr>
           <w:rPr>
             <w:color w:val="EE0000"/>
           </w:rPr>
-          <w:tag w:val="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"/>
+          <w:tag w:val="MENDELEY_CITATION_v3_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"/>
+          <w:id w:val="657661817"/>
+          <w:placeholder>
+            <w:docPart w:val="EB9DD664BBDF4A4BB1F4BFCC22DDFDE5"/>
+          </w:placeholder>
+        </w:sdtPr>
+        <w:sdtContent>
+          <w:r>
+            <w:rPr>
+              <w:rFonts w:eastAsia="Times New Roman"/>
+              <w:color w:val="EE0000"/>
+            </w:rPr>
+            <w:t>(Way &amp; Yamori, 2014)</w:t>
+          </w:r>
+        </w:sdtContent>
+      </w:sdt>
+      <w:r>
+        <w:rPr>
+          <w:iCs/>
+          <w:color w:val="EE0000"/>
+        </w:rPr>
+        <w:t xml:space="preserve">. This standardization is commonly done at 25°C, represented as </w:t>
+      </w:r>
+      <w:r>
+        <w:rPr>
+          <w:i/>
+          <w:color w:val="EE0000"/>
+        </w:rPr>
+        <w:t>V</w:t>
+      </w:r>
+      <w:r>
+        <w:rPr>
+          <w:color w:val="EE0000"/>
+          <w:vertAlign w:val="subscript"/>
+        </w:rPr>
+        <w:t xml:space="preserve">cmax25 </w:t>
+      </w:r>
+      <w:r>
+        <w:rPr>
+          <w:color w:val="EE0000"/>
+        </w:rPr>
+        <w:t xml:space="preserve">and </w:t>
+      </w:r>
+      <w:r>
+        <w:rPr>
+          <w:i/>
+          <w:iCs/>
+          <w:color w:val="EE0000"/>
+        </w:rPr>
+        <w:t>J</w:t>
+      </w:r>
+      <w:r>
+        <w:rPr>
+          <w:iCs/>
+          <w:color w:val="EE0000"/>
+          <w:vertAlign w:val="subscript"/>
+        </w:rPr>
+        <w:t>max25</w:t>
+      </w:r>
+      <w:r>
+        <w:rPr>
+          <w:iCs/>
+          <w:color w:val="EE0000"/>
+        </w:rPr>
+        <w:t xml:space="preserve"> from this point forward.”</w:t>
+      </w:r>
+    </w:p>
+    <w:p>
+      <w:pPr>
+        <w:spacing w:after="0" w:line="480" w:lineRule="auto"/>
+      </w:pPr>
+    </w:p>
+    <w:p>
+      <w:pPr>
+        <w:spacing w:after="0" w:line="480" w:lineRule="auto"/>
+      </w:pPr>
+      <w:r>
+        <w:t>L66. Stomata…</w:t>
+      </w:r>
+    </w:p>
+    <w:p>
+      <w:pPr>
+        <w:spacing w:after="0" w:line="480" w:lineRule="auto"/>
+        <w:rPr>
+          <w:color w:val="EE0000"/>
+        </w:rPr>
+      </w:pPr>
+      <w:r>
+        <w:rPr>
+          <w:color w:val="EE0000"/>
+        </w:rPr>
+        <w:t>Corrected.</w:t>
+      </w:r>
+    </w:p>
+    <w:p>
+      <w:pPr>
+        <w:spacing w:after="0" w:line="480" w:lineRule="auto"/>
+      </w:pPr>
+    </w:p>
+    <w:p>
+      <w:pPr>
+        <w:spacing w:after="0" w:line="480" w:lineRule="auto"/>
+      </w:pPr>
+      <w:r>
+        <w:t>L115-135. It can be reduced by half.</w:t>
+      </w:r>
+    </w:p>
+    <w:p>
+      <w:pPr>
+        <w:spacing w:after="0" w:line="480" w:lineRule="auto"/>
+        <w:rPr>
+          <w:color w:val="EE0000"/>
+        </w:rPr>
+      </w:pPr>
+      <w:r>
+        <w:rPr>
+          <w:color w:val="EE0000"/>
+        </w:rPr>
+        <w:t xml:space="preserve">This </w:t>
+      </w:r>
+      <w:r>
+        <w:rPr>
+          <w:color w:val="EE0000"/>
+        </w:rPr>
+        <w:t>section has been modified as follows:</w:t>
+      </w:r>
+    </w:p>
+    <w:p>
+      <w:pPr>
+        <w:spacing w:line="480" w:lineRule="auto"/>
+        <w:ind w:left="720"/>
+        <w:rPr>
+          <w:color w:val="EE0000"/>
+        </w:rPr>
+      </w:pPr>
+      <w:r>
+        <w:rPr>
+          <w:color w:val="EE0000"/>
+        </w:rPr>
+        <w:lastRenderedPageBreak/>
+        <w:t>“</w:t>
+      </w:r>
+      <w:r>
+        <w:rPr>
+          <w:color w:val="EE0000"/>
+        </w:rPr>
+        <w:t xml:space="preserve">Previous work indicates that </w:t>
+      </w:r>
+      <w:r>
+        <w:rPr>
+          <w:i/>
+          <w:color w:val="EE0000"/>
+        </w:rPr>
+        <w:t>A. petiolata</w:t>
+      </w:r>
+      <w:r>
+        <w:rPr>
+          <w:color w:val="EE0000"/>
+        </w:rPr>
+        <w:t xml:space="preserve"> reduces net photosynthesis and stomatal conductance in a common forest understory native</w:t>
+      </w:r>
+      <w:r>
+        <w:rPr>
+          <w:color w:val="EE0000"/>
+        </w:rPr>
+        <w:t xml:space="preserve"> species</w:t>
+      </w:r>
+      <w:r>
+        <w:rPr>
+          <w:color w:val="EE0000"/>
+        </w:rPr>
+        <w:t xml:space="preserve">, </w:t>
+      </w:r>
+      <w:r>
+        <w:rPr>
+          <w:i/>
+          <w:iCs/>
+          <w:color w:val="EE0000"/>
+        </w:rPr>
+        <w:t xml:space="preserve">M. </w:t>
+      </w:r>
+      <w:proofErr w:type="spellStart"/>
+      <w:r>
+        <w:rPr>
+          <w:i/>
+          <w:iCs/>
+          <w:color w:val="EE0000"/>
+        </w:rPr>
+        <w:t>racemosum</w:t>
+      </w:r>
+      <w:proofErr w:type="spellEnd"/>
+      <w:r>
+        <w:rPr>
+          <w:i/>
+          <w:iCs/>
+          <w:color w:val="EE0000"/>
+        </w:rPr>
+        <w:t xml:space="preserve"> </w:t>
+      </w:r>
+      <w:sdt>
+        <w:sdtPr>
+          <w:rPr>
+            <w:color w:val="EE0000"/>
+          </w:rPr>
+          <w:tag w:val="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"/>
           <w:id w:val="-150679962"/>
           <w:placeholder>
             <w:docPart w:val="A631B7872D591F43BD59907B2619AE68"/>
@@ -1444,280 +1582,10 @@
         <w:sdtContent>
           <w:r>
             <w:rPr>
-              <w:color w:val="EE0000"/>
-            </w:rPr>
-            <w:t>(Brouwer et al., 2015; Hale et al., 2011, 2016)</w:t>
-          </w:r>
-        </w:sdtContent>
-      </w:sdt>
-      <w:r>
-        <w:rPr>
-          <w:color w:val="EE0000"/>
-        </w:rPr>
-        <w:t xml:space="preserve">. However, the mechanisms that regulate native plant responses to </w:t>
-      </w:r>
-      <w:r>
-        <w:rPr>
-          <w:i/>
-          <w:iCs/>
-          <w:color w:val="EE0000"/>
-        </w:rPr>
-        <w:t>A. petiolata</w:t>
-      </w:r>
-      <w:r>
-        <w:rPr>
-          <w:color w:val="EE0000"/>
-        </w:rPr>
-        <w:t xml:space="preserve"> are not fully understood, in part because the effects of </w:t>
-      </w:r>
-      <w:r>
-        <w:rPr>
-          <w:i/>
-          <w:iCs/>
-          <w:color w:val="EE0000"/>
-        </w:rPr>
-        <w:t>A. petiolata</w:t>
-      </w:r>
-      <w:r>
-        <w:rPr>
-          <w:color w:val="EE0000"/>
-        </w:rPr>
-        <w:t xml:space="preserve"> on apparent photosynthetic capacity (i.e., </w:t>
-      </w:r>
-      <w:r>
-        <w:rPr>
-          <w:i/>
-          <w:iCs/>
-          <w:color w:val="EE0000"/>
-        </w:rPr>
-        <w:t>V</w:t>
-      </w:r>
-      <w:r>
-        <w:rPr>
-          <w:color w:val="EE0000"/>
-          <w:vertAlign w:val="subscript"/>
-        </w:rPr>
-        <w:t>cmax25</w:t>
-      </w:r>
-      <w:r>
-        <w:rPr>
-          <w:color w:val="EE0000"/>
-        </w:rPr>
-        <w:t xml:space="preserve">, </w:t>
-      </w:r>
-      <w:r>
-        <w:rPr>
-          <w:i/>
-          <w:iCs/>
-          <w:color w:val="EE0000"/>
-        </w:rPr>
-        <w:t>J</w:t>
-      </w:r>
-      <w:r>
-        <w:rPr>
-          <w:color w:val="EE0000"/>
-          <w:vertAlign w:val="subscript"/>
-        </w:rPr>
-        <w:t>max25</w:t>
-      </w:r>
-      <w:r>
-        <w:rPr>
-          <w:color w:val="EE0000"/>
-        </w:rPr>
-        <w:t xml:space="preserve">) have not been quantified. Understanding whether changes in net photosynthesis are driven by changes in photosynthetic capacity or stomatal conductance would clarify the mechanism </w:t>
-      </w:r>
-      <w:r>
-        <w:rPr>
-          <w:color w:val="EE0000"/>
-        </w:rPr>
-        <w:t>underlying</w:t>
-      </w:r>
-      <w:r>
-        <w:rPr>
-          <w:color w:val="EE0000"/>
-        </w:rPr>
-        <w:t xml:space="preserve"> </w:t>
-      </w:r>
-      <w:r>
-        <w:rPr>
-          <w:i/>
-          <w:iCs/>
-          <w:color w:val="EE0000"/>
-        </w:rPr>
-        <w:t>A. petiolata</w:t>
-      </w:r>
-      <w:r>
-        <w:rPr>
-          <w:color w:val="EE0000"/>
-        </w:rPr>
-        <w:t xml:space="preserve"> impacts</w:t>
-      </w:r>
-      <w:r>
-        <w:rPr>
-          <w:color w:val="EE0000"/>
-        </w:rPr>
-        <w:t xml:space="preserve"> on</w:t>
-      </w:r>
-      <w:r>
-        <w:rPr>
-          <w:color w:val="EE0000"/>
-        </w:rPr>
-        <w:t xml:space="preserve"> native plant physiology. Moreover, field studies have quantified photosynthetic responses to </w:t>
-      </w:r>
-      <w:r>
-        <w:rPr>
-          <w:i/>
-          <w:iCs/>
-          <w:color w:val="EE0000"/>
-        </w:rPr>
-        <w:t>A. petiolata</w:t>
-      </w:r>
-      <w:r>
-        <w:rPr>
-          <w:color w:val="EE0000"/>
-        </w:rPr>
-        <w:t xml:space="preserve"> at a single point in the growing season despite strong seasonal shifts in understory light and soil resource availability that could modulate reliance on disrupted AM fungal communities. Gas exchange measurements collected at different time points in the growing season are therefore needed to assess the relative magnitude of leaf-level physiological responses to </w:t>
-      </w:r>
-      <w:r>
-        <w:rPr>
-          <w:i/>
-          <w:iCs/>
-          <w:color w:val="EE0000"/>
-        </w:rPr>
-        <w:t>A. petiolata</w:t>
-      </w:r>
-      <w:r>
-        <w:rPr>
-          <w:color w:val="EE0000"/>
-        </w:rPr>
-        <w:t xml:space="preserve"> and how this relates to fine-scale impacts on AM fungal community composition and broad-scale effects on native plant productivity and survivorship.</w:t>
-      </w:r>
-      <w:r>
-        <w:rPr>
-          <w:color w:val="EE0000"/>
-        </w:rPr>
-        <w:t>”</w:t>
-      </w:r>
-    </w:p>
-    <w:p>
-      <w:pPr>
-        <w:spacing w:after="0" w:line="480" w:lineRule="auto"/>
-        <w:rPr>
-          <w:color w:val="EE0000"/>
-        </w:rPr>
-      </w:pPr>
-      <w:r>
-        <w:rPr>
-          <w:color w:val="EE0000"/>
-        </w:rPr>
-        <w:t>These changes have significantly reduced the original content by removing discussion about canopy effects on investment in photosynthesis.</w:t>
-      </w:r>
-    </w:p>
-    <w:p>
-      <w:pPr>
-        <w:spacing w:after="0" w:line="480" w:lineRule="auto"/>
-      </w:pPr>
-    </w:p>
-    <w:p>
-      <w:pPr>
-        <w:spacing w:after="0" w:line="480" w:lineRule="auto"/>
-      </w:pPr>
-      <w:r>
-        <w:t xml:space="preserve">L190. When? Spring or </w:t>
-      </w:r>
-      <w:proofErr w:type="gramStart"/>
-      <w:r>
-        <w:t>summer?</w:t>
-      </w:r>
-      <w:proofErr w:type="gramEnd"/>
-    </w:p>
-    <w:p>
-      <w:pPr>
-        <w:spacing w:after="0" w:line="480" w:lineRule="auto"/>
-        <w:rPr>
-          <w:color w:val="EE0000"/>
-        </w:rPr>
-      </w:pPr>
-      <w:r>
-        <w:rPr>
-          <w:color w:val="EE0000"/>
-        </w:rPr>
-        <w:t xml:space="preserve">Summer. </w:t>
-      </w:r>
-      <w:r>
-        <w:rPr>
-          <w:color w:val="EE0000"/>
-        </w:rPr>
-        <w:t xml:space="preserve">The sentence </w:t>
-      </w:r>
-      <w:r>
-        <w:rPr>
-          <w:color w:val="EE0000"/>
-        </w:rPr>
-        <w:t xml:space="preserve">now reads: “Additionally, soil nutrient availability and soil water availability did not differ between </w:t>
-      </w:r>
-      <w:r>
-        <w:rPr>
-          <w:i/>
-          <w:iCs/>
-          <w:color w:val="EE0000"/>
-        </w:rPr>
-        <w:t>A. petiolata</w:t>
-      </w:r>
-      <w:r>
-        <w:rPr>
-          <w:color w:val="EE0000"/>
-        </w:rPr>
-        <w:t xml:space="preserve"> treatments</w:t>
-      </w:r>
-      <w:r>
-        <w:rPr>
-          <w:color w:val="EE0000"/>
-        </w:rPr>
-        <w:t xml:space="preserve"> when quantified at a single timepoin</w:t>
-      </w:r>
-      <w:r>
-        <w:rPr>
-          <w:color w:val="EE0000"/>
-        </w:rPr>
-        <w:t>t</w:t>
-      </w:r>
-      <w:r>
-        <w:rPr>
-          <w:color w:val="EE0000"/>
-        </w:rPr>
-        <w:t xml:space="preserve"> in the summer (June</w:t>
-      </w:r>
-      <w:r>
-        <w:rPr>
-          <w:color w:val="EE0000"/>
-        </w:rPr>
-        <w:t>,</w:t>
-      </w:r>
-      <w:r>
-        <w:rPr>
-          <w:color w:val="EE0000"/>
-        </w:rPr>
-        <w:t xml:space="preserve"> </w:t>
-      </w:r>
-      <w:sdt>
-        <w:sdtPr>
-          <w:rPr>
-            <w:color w:val="EE0000"/>
-          </w:rPr>
-          <w:tag w:val="MENDELEY_CITATION_v3_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"/>
-          <w:id w:val="-1968506809"/>
-          <w:placeholder>
-            <w:docPart w:val="5955E4F267B77A40BBFDFA265E7455B6"/>
-          </w:placeholder>
-        </w:sdtPr>
-        <w:sdtContent>
-          <w:r>
-            <w:rPr>
               <w:rFonts w:eastAsia="Times New Roman"/>
               <w:color w:val="EE0000"/>
             </w:rPr>
-            <w:t xml:space="preserve">Burke </w:t>
+            <w:t xml:space="preserve">(Hale </w:t>
           </w:r>
           <w:r>
             <w:rPr>
@@ -1733,7 +1601,294 @@
               <w:rFonts w:eastAsia="Times New Roman"/>
               <w:color w:val="EE0000"/>
             </w:rPr>
-            <w:t xml:space="preserve">, 2019; </w:t>
+            <w:t xml:space="preserve">, 2011, 2016; Brouwer </w:t>
+          </w:r>
+          <w:r>
+            <w:rPr>
+              <w:rFonts w:eastAsia="Times New Roman"/>
+              <w:i/>
+              <w:iCs/>
+              <w:color w:val="EE0000"/>
+            </w:rPr>
+            <w:t>et al.</w:t>
+          </w:r>
+          <w:r>
+            <w:rPr>
+              <w:rFonts w:eastAsia="Times New Roman"/>
+              <w:color w:val="EE0000"/>
+            </w:rPr>
+            <w:t>, 2015)</w:t>
+          </w:r>
+        </w:sdtContent>
+      </w:sdt>
+      <w:r>
+        <w:rPr>
+          <w:color w:val="EE0000"/>
+        </w:rPr>
+        <w:t xml:space="preserve">. However, the mechanisms that regulate native plant responses to </w:t>
+      </w:r>
+      <w:r>
+        <w:rPr>
+          <w:i/>
+          <w:iCs/>
+          <w:color w:val="EE0000"/>
+        </w:rPr>
+        <w:t>A. petiolata</w:t>
+      </w:r>
+      <w:r>
+        <w:rPr>
+          <w:color w:val="EE0000"/>
+        </w:rPr>
+        <w:t xml:space="preserve"> are not fully understood, in part because the effects of </w:t>
+      </w:r>
+      <w:r>
+        <w:rPr>
+          <w:i/>
+          <w:iCs/>
+          <w:color w:val="EE0000"/>
+        </w:rPr>
+        <w:t>A. petiolata</w:t>
+      </w:r>
+      <w:r>
+        <w:rPr>
+          <w:color w:val="EE0000"/>
+        </w:rPr>
+        <w:t xml:space="preserve"> on apparent photosynthetic capacity (i.e., </w:t>
+      </w:r>
+      <w:r>
+        <w:rPr>
+          <w:i/>
+          <w:iCs/>
+          <w:color w:val="EE0000"/>
+        </w:rPr>
+        <w:t>V</w:t>
+      </w:r>
+      <w:r>
+        <w:rPr>
+          <w:color w:val="EE0000"/>
+          <w:vertAlign w:val="subscript"/>
+        </w:rPr>
+        <w:t>cmax25</w:t>
+      </w:r>
+      <w:r>
+        <w:rPr>
+          <w:color w:val="EE0000"/>
+        </w:rPr>
+        <w:t xml:space="preserve">, </w:t>
+      </w:r>
+      <w:r>
+        <w:rPr>
+          <w:i/>
+          <w:iCs/>
+          <w:color w:val="EE0000"/>
+        </w:rPr>
+        <w:t>J</w:t>
+      </w:r>
+      <w:r>
+        <w:rPr>
+          <w:color w:val="EE0000"/>
+          <w:vertAlign w:val="subscript"/>
+        </w:rPr>
+        <w:t>max25</w:t>
+      </w:r>
+      <w:r>
+        <w:rPr>
+          <w:color w:val="EE0000"/>
+        </w:rPr>
+        <w:t xml:space="preserve">) have not been quantified. Understanding whether changes in net photosynthesis are driven by changes in photosynthetic capacity or stomatal conductance would clarify the mechanism </w:t>
+      </w:r>
+      <w:r>
+        <w:rPr>
+          <w:color w:val="EE0000"/>
+        </w:rPr>
+        <w:t>underlying</w:t>
+      </w:r>
+      <w:r>
+        <w:rPr>
+          <w:color w:val="EE0000"/>
+        </w:rPr>
+        <w:t xml:space="preserve"> </w:t>
+      </w:r>
+      <w:r>
+        <w:rPr>
+          <w:i/>
+          <w:iCs/>
+          <w:color w:val="EE0000"/>
+        </w:rPr>
+        <w:t>A. petiolata</w:t>
+      </w:r>
+      <w:r>
+        <w:rPr>
+          <w:color w:val="EE0000"/>
+        </w:rPr>
+        <w:t xml:space="preserve"> impacts</w:t>
+      </w:r>
+      <w:r>
+        <w:rPr>
+          <w:color w:val="EE0000"/>
+        </w:rPr>
+        <w:t xml:space="preserve"> on</w:t>
+      </w:r>
+      <w:r>
+        <w:rPr>
+          <w:color w:val="EE0000"/>
+        </w:rPr>
+        <w:t xml:space="preserve"> native plant physiology. Moreover, field studies have quantified photosynthetic responses to </w:t>
+      </w:r>
+      <w:r>
+        <w:rPr>
+          <w:i/>
+          <w:iCs/>
+          <w:color w:val="EE0000"/>
+        </w:rPr>
+        <w:t>A. petiolata</w:t>
+      </w:r>
+      <w:r>
+        <w:rPr>
+          <w:color w:val="EE0000"/>
+        </w:rPr>
+        <w:t xml:space="preserve"> at a single point in the growing season despite strong seasonal shifts in understory light and soil resource availability that could modulate reliance on disrupted AM fungal communities. Gas exchange measurements collected at different time points in the growing season are therefore needed to assess the relative magnitude of leaf-level physiological responses to </w:t>
+      </w:r>
+      <w:r>
+        <w:rPr>
+          <w:i/>
+          <w:iCs/>
+          <w:color w:val="EE0000"/>
+        </w:rPr>
+        <w:t>A. petiolata</w:t>
+      </w:r>
+      <w:r>
+        <w:rPr>
+          <w:color w:val="EE0000"/>
+        </w:rPr>
+        <w:t xml:space="preserve"> and how this relates to fine-scale impacts on AM fungal community composition and broad-scale effects on native plant productivity and survivorship.</w:t>
+      </w:r>
+      <w:r>
+        <w:rPr>
+          <w:color w:val="EE0000"/>
+        </w:rPr>
+        <w:t>”</w:t>
+      </w:r>
+    </w:p>
+    <w:p>
+      <w:pPr>
+        <w:spacing w:after="0" w:line="480" w:lineRule="auto"/>
+        <w:rPr>
+          <w:color w:val="EE0000"/>
+        </w:rPr>
+      </w:pPr>
+      <w:r>
+        <w:rPr>
+          <w:color w:val="EE0000"/>
+        </w:rPr>
+        <w:t>These changes have significantly reduced the original content by removing discussion about canopy effects on investment in photosynthesis.</w:t>
+      </w:r>
+    </w:p>
+    <w:p>
+      <w:pPr>
+        <w:spacing w:after="0" w:line="480" w:lineRule="auto"/>
+      </w:pPr>
+    </w:p>
+    <w:p>
+      <w:pPr>
+        <w:spacing w:after="0" w:line="480" w:lineRule="auto"/>
+      </w:pPr>
+      <w:r>
+        <w:t xml:space="preserve">L190. When? Spring or </w:t>
+      </w:r>
+      <w:proofErr w:type="gramStart"/>
+      <w:r>
+        <w:t>summer?</w:t>
+      </w:r>
+      <w:proofErr w:type="gramEnd"/>
+    </w:p>
+    <w:p>
+      <w:pPr>
+        <w:spacing w:after="0" w:line="480" w:lineRule="auto"/>
+        <w:rPr>
+          <w:color w:val="EE0000"/>
+        </w:rPr>
+      </w:pPr>
+      <w:r>
+        <w:rPr>
+          <w:color w:val="EE0000"/>
+        </w:rPr>
+        <w:t xml:space="preserve">Summer. </w:t>
+      </w:r>
+      <w:r>
+        <w:rPr>
+          <w:color w:val="EE0000"/>
+        </w:rPr>
+        <w:t xml:space="preserve">The sentence </w:t>
+      </w:r>
+      <w:r>
+        <w:rPr>
+          <w:color w:val="EE0000"/>
+        </w:rPr>
+        <w:t xml:space="preserve">now reads: “Additionally, soil nutrient availability and soil water availability did not differ between </w:t>
+      </w:r>
+      <w:r>
+        <w:rPr>
+          <w:i/>
+          <w:iCs/>
+          <w:color w:val="EE0000"/>
+        </w:rPr>
+        <w:t>A. petiolata</w:t>
+      </w:r>
+      <w:r>
+        <w:rPr>
+          <w:color w:val="EE0000"/>
+        </w:rPr>
+        <w:t xml:space="preserve"> treatments</w:t>
+      </w:r>
+      <w:r>
+        <w:rPr>
+          <w:color w:val="EE0000"/>
+        </w:rPr>
+        <w:t xml:space="preserve"> when quantified at a single timepoin</w:t>
+      </w:r>
+      <w:r>
+        <w:rPr>
+          <w:color w:val="EE0000"/>
+        </w:rPr>
+        <w:t>t</w:t>
+      </w:r>
+      <w:r>
+        <w:rPr>
+          <w:color w:val="EE0000"/>
+        </w:rPr>
+        <w:t xml:space="preserve"> in the summer (June</w:t>
+      </w:r>
+      <w:r>
+        <w:rPr>
+          <w:color w:val="EE0000"/>
+        </w:rPr>
+        <w:t>,</w:t>
+      </w:r>
+      <w:r>
+        <w:rPr>
+          <w:color w:val="EE0000"/>
+        </w:rPr>
+        <w:t xml:space="preserve"> </w:t>
+      </w:r>
+      <w:sdt>
+        <w:sdtPr>
+          <w:rPr>
+            <w:color w:val="EE0000"/>
+          </w:rPr>
+          <w:tag w:val="MENDELEY_CITATION_v3_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"/>
+          <w:id w:val="-1968506809"/>
+          <w:placeholder>
+            <w:docPart w:val="5955E4F267B77A40BBFDFA265E7455B6"/>
+          </w:placeholder>
+        </w:sdtPr>
+        <w:sdtContent>
+          <w:r>
+            <w:rPr>
+              <w:rFonts w:eastAsia="Times New Roman"/>
+              <w:color w:val="EE0000"/>
+            </w:rPr>
+            <w:t xml:space="preserve">Burke et al., 2019; </w:t>
           </w:r>
           <w:proofErr w:type="spellStart"/>
           <w:r>
@@ -1749,23 +1904,7 @@
               <w:rFonts w:eastAsia="Times New Roman"/>
               <w:color w:val="EE0000"/>
             </w:rPr>
-            <w:t xml:space="preserve">-Murphy </w:t>
-          </w:r>
-          <w:r>
-            <w:rPr>
-              <w:rFonts w:eastAsia="Times New Roman"/>
-              <w:i/>
-              <w:iCs/>
-              <w:color w:val="EE0000"/>
-            </w:rPr>
-            <w:t>et al.</w:t>
-          </w:r>
-          <w:r>
-            <w:rPr>
-              <w:rFonts w:eastAsia="Times New Roman"/>
-              <w:color w:val="EE0000"/>
-            </w:rPr>
-            <w:t>, 2021)</w:t>
+            <w:t>-Murphy et al., 2021)</w:t>
           </w:r>
         </w:sdtContent>
       </w:sdt>
@@ -5405,6 +5544,35 @@
         </w:p>
       </w:docPartBody>
     </w:docPart>
+    <w:docPart>
+      <w:docPartPr>
+        <w:name w:val="EB9DD664BBDF4A4BB1F4BFCC22DDFDE5"/>
+        <w:category>
+          <w:name w:val="General"/>
+          <w:gallery w:val="placeholder"/>
+        </w:category>
+        <w:types>
+          <w:type w:val="bbPlcHdr"/>
+        </w:types>
+        <w:behaviors>
+          <w:behavior w:val="content"/>
+        </w:behaviors>
+        <w:guid w:val="{15EA7F45-8ED7-3A45-83A6-37BE0B98E171}"/>
+      </w:docPartPr>
+      <w:docPartBody>
+        <w:p>
+          <w:pPr>
+            <w:pStyle w:val="EB9DD664BBDF4A4BB1F4BFCC22DDFDE5"/>
+          </w:pPr>
+          <w:r>
+            <w:rPr>
+              <w:rStyle w:val="PlaceholderText"/>
+            </w:rPr>
+            <w:t>Click or tap here to enter text.</w:t>
+          </w:r>
+        </w:p>
+      </w:docPartBody>
+    </w:docPart>
   </w:docParts>
 </w:glossaryDocument>
 </file>
@@ -5454,15 +5622,21 @@
     <w:rsid w:val="00077D1A"/>
     <w:rsid w:val="00080C83"/>
     <w:rsid w:val="000E6395"/>
+    <w:rsid w:val="00151A2D"/>
     <w:rsid w:val="002512BD"/>
+    <w:rsid w:val="00296DAE"/>
+    <w:rsid w:val="00367442"/>
     <w:rsid w:val="00437163"/>
     <w:rsid w:val="00457572"/>
+    <w:rsid w:val="0046693D"/>
     <w:rsid w:val="00553D70"/>
+    <w:rsid w:val="0062697D"/>
     <w:rsid w:val="007575B1"/>
     <w:rsid w:val="00772D13"/>
     <w:rsid w:val="00772D74"/>
     <w:rsid w:val="007B4B41"/>
     <w:rsid w:val="008F7B27"/>
+    <w:rsid w:val="00C825AC"/>
     <w:rsid w:val="00CD6B4E"/>
     <w:rsid w:val="00F02D8B"/>
   </w:rsids>
@@ -5920,7 +6094,7 @@
     <w:basedOn w:val="DefaultParagraphFont"/>
     <w:uiPriority w:val="99"/>
     <w:semiHidden/>
-    <w:rsid w:val="00457572"/>
+    <w:rsid w:val="00151A2D"/>
     <w:rPr>
       <w:color w:val="666666"/>
     </w:rPr>
@@ -5944,6 +6118,10 @@
   <w:style w:type="paragraph" w:customStyle="1" w:styleId="A631B7872D591F43BD59907B2619AE68">
     <w:name w:val="A631B7872D591F43BD59907B2619AE68"/>
     <w:rsid w:val="00457572"/>
+  </w:style>
+  <w:style w:type="paragraph" w:customStyle="1" w:styleId="EB9DD664BBDF4A4BB1F4BFCC22DDFDE5">
+    <w:name w:val="EB9DD664BBDF4A4BB1F4BFCC22DDFDE5"/>
+    <w:rsid w:val="00151A2D"/>
   </w:style>
 </w:styles>
 </file>
@@ -6267,7 +6445,7 @@
   <we:properties>
     <we:property name="MENDELEY_BIBLIOGRAPHY_IS_DIRTY" value="false"/>
     <we:property name="MENDELEY_BIBLIOGRAPHY_LAST_MODIFIED" value="1771457722212"/>
-    <we:property name="MENDELEY_CITATIONS" value="[{&quot;citationID&quot;:&quot;MENDELEY_CITATION_154a44f3-9300-4f26-ba77-cc62e7c42bc3&quot;,&quot;properties&quot;:{&quot;noteIndex&quot;:0},&quot;isEdited&quot;:false,&quot;manualOverride&quot;:{&quot;isManuallyOverridden&quot;:false,&quot;citeprocText&quot;:&quot;(Farquhar &lt;i&gt;et al.&lt;/i&gt;, 1980; Ali &lt;i&gt;et al.&lt;/i&gt;, 2015)&quot;,&quot;manualOverrideText&quot;:&quot;&quot;},&quot;citationTag&quot;:&quot;MENDELEY_CITATION_v3_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&quot;,&quot;citationItems&quot;:[{&quot;id&quot;:&quot;444ea012-20af-3dd0-b746-ca031a2eb902&quot;,&quot;itemData&quot;:{&quot;type&quot;:&quot;article-journal&quot;,&quot;id&quot;:&quot;444ea012-20af-3dd0-b746-ca031a2eb902&quot;,&quot;title&quot;:&quot;A biochemical model of photosynthetic CO&lt;sub&gt;2&lt;/sub&gt; assimilation in leaves of C&lt;sub&gt;3&lt;/sub&gt; species&quot;,&quot;author&quot;:[{&quot;family&quot;:&quot;Farquhar&quot;,&quot;given&quot;:&quot;Graham D&quot;,&quot;parse-names&quot;:false,&quot;dropping-particle&quot;:&quot;&quot;,&quot;non-dropping-particle&quot;:&quot;&quot;},{&quot;family&quot;:&quot;Caemmerer&quot;,&quot;given&quot;:&quot;Susanne&quot;,&quot;parse-names&quot;:false,&quot;dropping-particle&quot;:&quot;&quot;,&quot;non-dropping-particle&quot;:&quot;von&quot;},{&quot;family&quot;:&quot;Berry&quot;,&quot;given&quot;:&quot;Joe A&quot;,&quot;parse-names&quot;:false,&quot;dropping-particle&quot;:&quot;&quot;,&quot;non-dropping-particle&quot;:&quot;&quot;}],&quot;container-title&quot;:&quot;Planta&quot;,&quot;container-title-short&quot;:&quot;Planta&quot;,&quot;DOI&quot;:&quot;10.1007/BF00386231&quot;,&quot;ISSN&quot;:&quot;0032-0935&quot;,&quot;URL&quot;:&quot;http://link.springer.com/10.1007/BF00386231&quot;,&quot;issued&quot;:{&quot;date-parts&quot;:[[1980,6]]},&quot;page&quot;:&quot;78-90&quot;,&quot;issue&quot;:&quot;1&quot;,&quot;volume&quot;:&quot;149&quot;},&quot;isTemporary&quot;:false},{&quot;id&quot;:&quot;c96f8810-8014-3b6e-a9cd-bb55d0050d8f&quot;,&quot;itemData&quot;:{&quot;type&quot;:&quot;article-journal&quot;,&quot;id&quot;:&quot;c96f8810-8014-3b6e-a9cd-bb55d0050d8f&quot;,&quot;title&quot;:&quot;Global-scale environmental control of plant photosynthetic capacity&quot;,&quot;author&quot;:[{&quot;family&quot;:&quot;Ali&quot;,&quot;given&quot;:&quot;Ashehad A&quot;,&quot;parse-names&quot;:false,&quot;dropping-particle&quot;:&quot;&quot;,&quot;non-dropping-particle&quot;:&quot;&quot;},{&quot;family&quot;:&quot;Xu&quot;,&quot;given&quot;:&quot;Chonggang&quot;,&quot;parse-names&quot;:false,&quot;dropping-particle&quot;:&quot;&quot;,&quot;non-dropping-particle&quot;:&quot;&quot;},{&quot;family&quot;:&quot;Rogers&quot;,&quot;given&quot;:&quot;Alistair&quot;,&quot;parse-names&quot;:false,&quot;dropping-particle&quot;:&quot;&quot;,&quot;non-dropping-particle&quot;:&quot;&quot;},{&quot;family&quot;:&quot;McDowell&quot;,&quot;given&quot;:&quot;Nathan G&quot;,&quot;parse-names&quot;:false,&quot;dropping-particle&quot;:&quot;&quot;,&quot;non-dropping-particle&quot;:&quot;&quot;},{&quot;family&quot;:&quot;Medlyn&quot;,&quot;given&quot;:&quot;Belinda E&quot;,&quot;parse-names&quot;:false,&quot;dropping-particle&quot;:&quot;&quot;,&quot;non-dropping-particle&quot;:&quot;&quot;},{&quot;family&quot;:&quot;Fisher&quot;,&quot;given&quot;:&quot;Rosie A&quot;,&quot;parse-names&quot;:false,&quot;dropping-particle&quot;:&quot;&quot;,&quot;non-dropping-particle&quot;:&quot;&quot;},{&quot;family&quot;:&quot;Wullschleger&quot;,&quot;given&quot;:&quot;Stan D&quot;,&quot;parse-names&quot;:false,&quot;dropping-particle&quot;:&quot;&quot;,&quot;non-dropping-particle&quot;:&quot;&quot;},{&quot;family&quot;:&quot;Reich&quot;,&quot;given&quot;:&quot;Peter B&quot;,&quot;parse-names&quot;:false,&quot;dropping-particle&quot;:&quot;&quot;,&quot;non-dropping-particle&quot;:&quot;&quot;},{&quot;family&quot;:&quot;Vrugt&quot;,&quot;given&quot;:&quot;Jasper A&quot;,&quot;parse-names&quot;:false,&quot;dropping-particle&quot;:&quot;&quot;,&quot;non-dropping-particle&quot;:&quot;&quot;},{&quot;family&quot;:&quot;Bauerle&quot;,&quot;given&quot;:&quot;William L&quot;,&quot;parse-names&quot;:false,&quot;dropping-particle&quot;:&quot;&quot;,&quot;non-dropping-particle&quot;:&quot;&quot;},{&quot;family&quot;:&quot;Santiago&quot;,&quot;given&quot;:&quot;Louis S&quot;,&quot;parse-names&quot;:false,&quot;dropping-particle&quot;:&quot;&quot;,&quot;non-dropping-particle&quot;:&quot;&quot;},{&quot;family&quot;:&quot;Wilson&quot;,&quot;given&quot;:&quot;Cathy J&quot;,&quot;parse-names&quot;:false,&quot;dropping-particle&quot;:&quot;&quot;,&quot;non-dropping-particle&quot;:&quot;&quot;}],&quot;container-title&quot;:&quot;Ecological Applications&quot;,&quot;DOI&quot;:&quot;10.1890/14-2111.1&quot;,&quot;ISSN&quot;:&quot;19395582&quot;,&quot;PMID&quot;:&quot;26910960&quot;,&quot;issued&quot;:{&quot;date-parts&quot;:[[2015]]},&quot;page&quot;:&quot;2349-2365&quot;,&quot;abstract&quot;:&quot;Photosynthetic capacity, determined by light harvesting and carboxylation reactions, is a key plant trait that determines the rate of photosynthesis; however, in Earth System Models (ESMs) at a reference temperature, it is either a fixed value for a given plant functional type or derived from a linear function of leaf nitrogen content. In this study, we conducted a comprehensive analysis that considered correlations of environmental factors with photosynthetic capacity as determined by maximum carboxylation (Vc,m) rate scaled to 25°C (i.e., Vc,25; lmol CO2-m.2-s.1) and maximum electron transport rate (Jmax) scaled to 258C (i.e., J25; lmol electron-m.2-s.1) at the global scale. Our results showed that the percentage of variation in observed Vc,25 and J25 explained jointly by the environmental factors (i.e., day length, radiation, temperature, and humidity) were 2-2.5 times and 6-9 times of that explained by area-based leaf nitrogen content, respectively. Environmental factors influenced photosynthetic capacity mainly through photosynthetic nitrogen use efficiency, rather than through leaf nitrogen content. The combination of leaf nitrogen content and environmental factors was able to explain;56% and;66% of the variation in Vc,25 and J25 at the global scale, respectively. Our analyses suggest that model projections of plant photosynthetic capacity and hence land-atmosphere exchange under changing climatic conditions could be substantially improved if environmental factors are incorporated into algorithms used to parameterize photosynthetic capacity in ESMs.&quot;,&quot;issue&quot;:&quot;8&quot;,&quot;volume&quot;:&quot;25&quot;,&quot;container-title-short&quot;:&quot;&quot;},&quot;isTemporary&quot;:false}]},{&quot;citationID&quot;:&quot;MENDELEY_CITATION_47da8588-0cd9-4d3d-a2dc-70761fff82f2&quot;,&quot;properties&quot;:{&quot;noteIndex&quot;:0},&quot;isEdited&quot;:false,&quot;manualOverride&quot;:{&quot;isManuallyOverridden&quot;:false,&quot;citeprocText&quot;:&quot;(Burke &lt;i&gt;et al.&lt;/i&gt;, 2019; Bialic-Murphy &lt;i&gt;et al.&lt;/i&gt;, 2021)&quot;,&quot;manualOverrideText&quot;:&quot;&quot;},&quot;citationTag&quot;:&quot;MENDELEY_CITATION_v3_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&quot;,&quot;citationItems&quot;:[{&quot;id&quot;:&quot;013444a5-6190-3476-9c05-2284c1053d4a&quot;,&quot;itemData&quot;:{&quot;type&quot;:&quot;article-journal&quot;,&quot;id&quot;:&quot;013444a5-6190-3476-9c05-2284c1053d4a&quot;,&quot;title&quot;:&quot;Deer and invasive plant removal alters mycorrhizal fungal communities and soil chemistry: Evidence from a long-term field experiment&quot;,&quot;author&quot;:[{&quot;family&quot;:&quot;Burke&quot;,&quot;given&quot;:&quot;David J&quot;,&quot;parse-names&quot;:false,&quot;dropping-particle&quot;:&quot;&quot;,&quot;non-dropping-particle&quot;:&quot;&quot;},{&quot;family&quot;:&quot;Carrino-Kyker&quot;,&quot;given&quot;:&quot;Sarah R&quot;,&quot;parse-names&quot;:false,&quot;dropping-particle&quot;:&quot;&quot;,&quot;non-dropping-particle&quot;:&quot;&quot;},{&quot;family&quot;:&quot;Hoke&quot;,&quot;given&quot;:&quot;Adam&quot;,&quot;parse-names&quot;:false,&quot;dropping-particle&quot;:&quot;&quot;,&quot;non-dropping-particle&quot;:&quot;&quot;},{&quot;family&quot;:&quot;Cassidy&quot;,&quot;given&quot;:&quot;Steven&quot;,&quot;parse-names&quot;:false,&quot;dropping-particle&quot;:&quot;&quot;,&quot;non-dropping-particle&quot;:&quot;&quot;},{&quot;family&quot;:&quot;Bialic-Murphy&quot;,&quot;given&quot;:&quot;Lalasia&quot;,&quot;parse-names&quot;:false,&quot;dropping-particle&quot;:&quot;&quot;,&quot;non-dropping-particle&quot;:&quot;&quot;},{&quot;family&quot;:&quot;Kalisz&quot;,&quot;given&quot;:&quot;Susan&quot;,&quot;parse-names&quot;:false,&quot;dropping-particle&quot;:&quot;&quot;,&quot;non-dropping-particle&quot;:&quot;&quot;}],&quot;container-title&quot;:&quot;Soil Biology and Biochemistry&quot;,&quot;container-title-short&quot;:&quot;Soil Biol. Biochem.&quot;,&quot;DOI&quot;:&quot;10.1016/j.soilbio.2018.09.031&quot;,&quot;ISSN&quot;:&quot;00380717&quot;,&quot;URL&quot;:&quot;https://doi.org/10.1016/j.soilbio.2018.09.031&quot;,&quot;issued&quot;:{&quot;date-parts&quot;:[[2019]]},&quot;page&quot;:&quot;13-21&quot;,&quot;abstract&quot;:&quot;The invasive plant, garlic mustard (Alliaria petiolata), has the potential to affect soil microbial communities and ecosystem processes in temperate hardwood forests primarily through the release of allelopathic chemicals into the soil. These forest soils are also often affected (directly and indirectly) by the high abundance of white-tailed deer (Odocoileus virginianus), which can alter plant community composition and productivity. We examined the joint effects of deer and garlic mustard on soil microbial communities, soil nutrients and a native plant species’ vital rates in a temperate forest 8 years after initiation of a paired plot deer exclusion/access study where garlic mustard was either removed from half of each plot or remained at ambient level in the other plot half. We examined soil microbial communities using DNA-based techniques and quantified nutrient availability and physicochemical properties. Deer exclusion affected the community structure of AM fungi, particularly when garlic mustard was present, but had no effect on soil chemistry. Garlic mustard removal plots showed no changes for soil fungi, but displayed higher soil carbon content. Interestingly, we found significant changes to native plant vital rates that mirrored soil responses; the presence of garlic mustard led to higher mortality of large, mature plants and reduced native plant cover and biomass. Our data suggest herbivore-plant-soil feedbacks and synergies can interact to negatively affect the soil ecology of forests. Management activities that reduce deer or invasive plant abundance may positively affect soil microbial communities and chemistry in temperate forests.&quot;,&quot;publisher&quot;:&quot;Elsevier&quot;,&quot;issue&quot;:&quot;September 2018&quot;,&quot;volume&quot;:&quot;128&quot;},&quot;isTemporary&quot;:false},{&quot;id&quot;:&quot;be751b2b-db60-3fe9-afcd-b76e2df83848&quot;,&quot;itemData&quot;:{&quot;type&quot;:&quot;article-journal&quot;,&quot;id&quot;:&quot;be751b2b-db60-3fe9-afcd-b76e2df83848&quot;,&quot;title&quot;:&quot;Invasion‐induced root–fungal disruptions alter plant water and nitrogen economies&quot;,&quot;author&quot;:[{&quot;family&quot;:&quot;Bialic-Murphy&quot;,&quot;given&quot;:&quot;Lalasia&quot;,&quot;parse-names&quot;:false,&quot;dropping-particle&quot;:&quot;&quot;,&quot;non-dropping-particle&quot;:&quot;&quot;},{&quot;family&quot;:&quot;Smith&quot;,&quot;given&quot;:&quot;Nicholas G&quot;,&quot;parse-names&quot;:false,&quot;dropping-particle&quot;:&quot;&quot;,&quot;non-dropping-particle&quot;:&quot;&quot;},{&quot;family&quot;:&quot;Voothuluru&quot;,&quot;given&quot;:&quot;Priya&quot;,&quot;parse-names&quot;:false,&quot;dropping-particle&quot;:&quot;&quot;,&quot;non-dropping-particle&quot;:&quot;&quot;},{&quot;family&quot;:&quot;McElderry&quot;,&quot;given&quot;:&quot;Robert M&quot;,&quot;parse-names&quot;:false,&quot;dropping-particle&quot;:&quot;&quot;,&quot;non-dropping-particle&quot;:&quot;&quot;},{&quot;family&quot;:&quot;Roche&quot;,&quot;given&quot;:&quot;Morgan D&quot;,&quot;parse-names&quot;:false,&quot;dropping-particle&quot;:&quot;&quot;,&quot;non-dropping-particle&quot;:&quot;&quot;},{&quot;family&quot;:&quot;Cassidy&quot;,&quot;given&quot;:&quot;Steven T&quot;,&quot;parse-names&quot;:false,&quot;dropping-particle&quot;:&quot;&quot;,&quot;non-dropping-particle&quot;:&quot;&quot;},{&quot;family&quot;:&quot;Kivlin&quot;,&quot;given&quot;:&quot;Stephanie N&quot;,&quot;parse-names&quot;:false,&quot;dropping-particle&quot;:&quot;&quot;,&quot;non-dropping-particle&quot;:&quot;&quot;},{&quot;family&quot;:&quot;Kalisz&quot;,&quot;given&quot;:&quot;Susan&quot;,&quot;parse-names&quot;:false,&quot;dropping-particle&quot;:&quot;&quot;,&quot;non-dropping-particle&quot;:&quot;&quot;}],&quot;container-title&quot;:&quot;Ecology Letters&quot;,&quot;container-title-short&quot;:&quot;Ecol. Lett.&quot;,&quot;editor&quot;:[{&quot;family&quot;:&quot;Rejmanek&quot;,&quot;given&quot;:&quot;Marcel&quot;,&quot;parse-names&quot;:false,&quot;dropping-particle&quot;:&quot;&quot;,&quot;non-dropping-particle&quot;:&quot;&quot;}],&quot;DOI&quot;:&quot;10.1111/ele.13724&quot;,&quot;ISSN&quot;:&quot;1461-023X&quot;,&quot;PMID&quot;:&quot;33759325&quot;,&quot;URL&quot;:&quot;https://onlinelibrary.wiley.com/doi/10.1111/ele.13724&quot;,&quot;issued&quot;:{&quot;date-parts&quot;:[[2021,6,23]]},&quot;page&quot;:&quot;1145-1156&quot;,&quot;abstract&quot;:&quot;Despite widespread evidence that biological invasion influences both the biotic and abiotic soil environments, the extent to which these two pathways underpin the effects of invasion on plant traits and performance remains unknown. Leveraging a long‐term (14‐year) field experiment, we show that an allelochemical‐producing invader affects plants through biotic mechanisms, altering the soil fungal community composition, with no apparent shifts in soil nutrient availability. Changes in belowground fungal communities resulted in high costs of nutrient uptake for native perennials and a shift in plant traits linked to their water and nutrient use efficiencies. Some plants in the invaded community compensate for the disruption of nutritional symbionts and reduced nutrient provisioning by sanctioning more nitrogen to photosynthesis and expending more water, which demonstrates a trade‐off in trait investment. For the first time, we show that the disruption of belowground nutritional symbionts can drive plants towards alternative regions of their trait space in order to maintain water and nutrient economics.&quot;,&quot;issue&quot;:&quot;6&quot;,&quot;volume&quot;:&quot;24&quot;},&quot;isTemporary&quot;:false}]},{&quot;citationID&quot;:&quot;MENDELEY_CITATION_c0047cf2-5c0d-4056-b28c-f8cfba673606&quot;,&quot;properties&quot;:{&quot;noteIndex&quot;:0},&quot;isEdited&quot;:false,&quot;manualOverride&quot;:{&quot;isManuallyOverridden&quot;:false,&quot;citeprocText&quot;:&quot;(USDA NRCS, 2022)&quot;,&quot;manualOverrideText&quot;:&quot;&quot;},&quot;citationTag&quot;:&quot;MENDELEY_CITATION_v3_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&quot;,&quot;citationItems&quot;:[{&quot;id&quot;:&quot;3664e7c1-8ec5-3d52-864e-15a545367b2a&quot;,&quot;itemData&quot;:{&quot;type&quot;:&quot;article-journal&quot;,&quot;id&quot;:&quot;3664e7c1-8ec5-3d52-864e-15a545367b2a&quot;,&quot;title&quot;:&quot;The PLANTS Database&quot;,&quot;author&quot;:[{&quot;family&quot;:&quot;USDA NRCS&quot;,&quot;given&quot;:&quot;&quot;,&quot;parse-names&quot;:false,&quot;dropping-particle&quot;:&quot;&quot;,&quot;non-dropping-particle&quot;:&quot;&quot;}],&quot;container-title&quot;:&quot;(http://plants.usda.gov, 18 November 2022). National Plant Data Team, Greensboro, NC 27401-4901 USA.&quot;,&quot;issued&quot;:{&quot;date-parts&quot;:[[2022]]},&quot;container-title-short&quot;:&quot;&quot;},&quot;isTemporary&quot;:false}]},{&quot;citationID&quot;:&quot;MENDELEY_CITATION_a842d2a8-ddf6-44dd-bb94-92d07ee6c482&quot;,&quot;properties&quot;:{&quot;noteIndex&quot;:0},&quot;isEdited&quot;:false,&quot;manualOverride&quot;:{&quot;isManuallyOverridden&quot;:false,&quot;citeprocText&quot;:&quot;(Brundrett &amp;#38; Kendrick, 1987, 1990; Burke, 2008)&quot;,&quot;manualOverrideText&quot;:&quot;&quot;},&quot;citationTag&quot;:&quot;MENDELEY_CITATION_v3_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&quot;,&quot;citationItems&quot;:[{&quot;id&quot;:&quot;f54ea1a5-61ff-3660-bc10-7c2229af1cd0&quot;,&quot;itemData&quot;:{&quot;type&quot;:&quot;article-journal&quot;,&quot;id&quot;:&quot;f54ea1a5-61ff-3660-bc10-7c2229af1cd0&quot;,&quot;title&quot;:&quot;The mycorrhizal status, root anatomy, and phenology of plants in a sugar maple forest&quot;,&quot;author&quot;:[{&quot;family&quot;:&quot;Brundrett&quot;,&quot;given&quot;:&quot;Mark C&quot;,&quot;parse-names&quot;:false,&quot;dropping-particle&quot;:&quot;&quot;,&quot;non-dropping-particle&quot;:&quot;&quot;},{&quot;family&quot;:&quot;Kendrick&quot;,&quot;given&quot;:&quot;Bryce&quot;,&quot;parse-names&quot;:false,&quot;dropping-particle&quot;:&quot;&quot;,&quot;non-dropping-particle&quot;:&quot;&quot;}],&quot;container-title&quot;:&quot;Canadian Journal of Botany&quot;,&quot;issued&quot;:{&quot;date-parts&quot;:[[1987]]},&quot;page&quot;:&quot;1153-1173&quot;,&quot;volume&quot;:&quot;66&quot;,&quot;container-title-short&quot;:&quot;&quot;},&quot;isTemporary&quot;:false},{&quot;id&quot;:&quot;4d76ae99-5bd4-3e24-a4ce-92d0e2612f35&quot;,&quot;itemData&quot;:{&quot;type&quot;:&quot;article-journal&quot;,&quot;id&quot;:&quot;4d76ae99-5bd4-3e24-a4ce-92d0e2612f35&quot;,&quot;title&quot;:&quot;The roots and mycorrhizas of herbaceous woodland plants: I. Quantitative aspects of morphology&quot;,&quot;author&quot;:[{&quot;family&quot;:&quot;Brundrett&quot;,&quot;given&quot;:&quot;Mark C&quot;,&quot;parse-names&quot;:false,&quot;dropping-particle&quot;:&quot;&quot;,&quot;non-dropping-particle&quot;:&quot;&quot;},{&quot;family&quot;:&quot;Kendrick&quot;,&quot;given&quot;:&quot;Bryce&quot;,&quot;parse-names&quot;:false,&quot;dropping-particle&quot;:&quot;&quot;,&quot;non-dropping-particle&quot;:&quot;&quot;}],&quot;container-title&quot;:&quot;New Phytologist&quot;,&quot;DOI&quot;:&quot;10.1111/j.1469-8137.1990.tb00415.x&quot;,&quot;ISSN&quot;:&quot;14698137&quot;,&quot;issued&quot;:{&quot;date-parts&quot;:[[1990]]},&quot;page&quot;:&quot;457-468&quot;,&quot;abstract&quot;:&quot;The morphology of vesicular‐arbuscular (VA) mycorrhizas in the roots of five species of herbaceous woodland plants, in which root growth and mycorrhiza formation were quantified in the first part of this study was examined. The root anatomy of these species was also examined in detail, using various staining procedures to observe cell wall structure, especially in the region where mycorrhizal colonization was initiated. The morphology of mycorrhizal colonies within the roots of these species was observed at different stages of development using light microscopy. It was found that modifications of endodermal and exodermal cell‐walls could determine the way in which fungi entered the roots. It was also found that properties of the cortex considerably influenced the localization of hyphae and arbuscules within roots. Features of VA mycorrhizas that were probably associated with particular endophytes were also noted. It is considered likely that some aspects of root structure have evolved means of regulating the efficiency of mycorrhizal associations. Copyright © 1990, Wiley Blackwell. All rights reserved&quot;,&quot;issue&quot;:&quot;3&quot;,&quot;volume&quot;:&quot;114&quot;,&quot;container-title-short&quot;:&quot;&quot;},&quot;isTemporary&quot;:false},{&quot;id&quot;:&quot;97f35e13-14d6-3590-a529-76e7132c5ceb&quot;,&quot;itemData&quot;:{&quot;type&quot;:&quot;article-journal&quot;,&quot;id&quot;:&quot;97f35e13-14d6-3590-a529-76e7132c5ceb&quot;,&quot;title&quot;:&quot;Effects of &lt;i&gt;Alliaria petiolata&lt;/i&gt; (garlic mustard; Brassicaceae) on mycorrhizal colonization and community structure in three herbaceous plants in a mixed deciduous forest&quot;,&quot;author&quot;:[{&quot;family&quot;:&quot;Burke&quot;,&quot;given&quot;:&quot;David J.&quot;,&quot;parse-names&quot;:false,&quot;dropping-particle&quot;:&quot;&quot;,&quot;non-dropping-particle&quot;:&quot;&quot;}],&quot;container-title&quot;:&quot;American Journal of Botany&quot;,&quot;DOI&quot;:&quot;10.3732/ajb.0800184&quot;,&quot;ISSN&quot;:&quot;00029122&quot;,&quot;issued&quot;:{&quot;date-parts&quot;:[[2008]]},&quot;page&quot;:&quot;1416-1425&quot;,&quot;abstract&quot;:&quot;Herbaceous plant species are important components of forest ecosystems, and their persistence in forests may be affected by invasive plant species that reduce mycorrhizal colonization of plant roots. I examined the effect of the invasive plant Alliaria petiolata on arbuscular mycorrhizal fungi (AMF) colonizing the roots of three forest plant species. AMF root colonization and community structure was examined from plants that were growing either in the absence or presence of Alliaria under natural forest conditions. AMF root colonization varied among the plant species but was not significantly affected by Alliaria. With molecular methods, ∼12 different taxa of AMF could be distinguished among the root samples, and these taxa belonged to the genera Acaulospora and Glomus, with Glomus dominating AMF communities. There were significant differences between the community of AMF colonizing roots of Maianthemum racemosum and Trillium grandiflorum, but only AMF communities of Maianthemum roots were significantly affected by Alliaria. Indicator species analysis found that an Acaulospora species type was a significant indicator of Maianthemum plants grown in the absence of Alliaria. These results suggest invasive plants like Alliaria may selectively suppress AMF fungi, and this suppression can affect AMF communities colonizing the roots of some native plant species.&quot;,&quot;issue&quot;:&quot;11&quot;,&quot;volume&quot;:&quot;95&quot;,&quot;container-title-short&quot;:&quot;Am. J. Bot.&quot;},&quot;isTemporary&quot;:false}]},{&quot;citationID&quot;:&quot;MENDELEY_CITATION_58647b24-61e5-4f73-8a62-8f6aad8e888c&quot;,&quot;properties&quot;:{&quot;noteIndex&quot;:0},&quot;isEdited&quot;:false,&quot;manualOverride&quot;:{&quot;isManuallyOverridden&quot;:false,&quot;citeprocText&quot;:&quot;(Heberling &lt;i&gt;et al.&lt;/i&gt;, 2019)&quot;,&quot;manualOverrideText&quot;:&quot;&quot;},&quot;citationTag&quot;:&quot;MENDELEY_CITATION_v3_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&quot;,&quot;citationItems&quot;:[{&quot;id&quot;:&quot;a94730f7-c7b2-3196-95cc-620331ddbf39&quot;,&quot;itemData&quot;:{&quot;type&quot;:&quot;article-journal&quot;,&quot;id&quot;:&quot;a94730f7-c7b2-3196-95cc-620331ddbf39&quot;,&quot;title&quot;:&quot;Carbon gain phenologies of spring-flowering perennials in a deciduous forest indicate a novel niche for a widespread invader&quot;,&quot;author&quot;:[{&quot;family&quot;:&quot;Heberling&quot;,&quot;given&quot;:&quot;J. Mason&quot;,&quot;parse-names&quot;:false,&quot;dropping-particle&quot;:&quot;&quot;,&quot;non-dropping-particle&quot;:&quot;&quot;},{&quot;family&quot;:&quot;Cassidy&quot;,&quot;given&quot;:&quot;Steven T.&quot;,&quot;parse-names&quot;:false,&quot;dropping-particle&quot;:&quot;&quot;,&quot;non-dropping-particle&quot;:&quot;&quot;},{&quot;family&quot;:&quot;Fridley&quot;,&quot;given&quot;:&quot;Jason D.&quot;,&quot;parse-names&quot;:false,&quot;dropping-particle&quot;:&quot;&quot;,&quot;non-dropping-particle&quot;:&quot;&quot;},{&quot;family&quot;:&quot;Kalisz&quot;,&quot;given&quot;:&quot;Susan&quot;,&quot;parse-names&quot;:false,&quot;dropping-particle&quot;:&quot;&quot;,&quot;non-dropping-particle&quot;:&quot;&quot;}],&quot;container-title&quot;:&quot;New Phytologist&quot;,&quot;DOI&quot;:&quot;10.1111/nph.15404&quot;,&quot;ISSN&quot;:&quot;14698137&quot;,&quot;PMID&quot;:&quot;30152089&quot;,&quot;issued&quot;:{&quot;date-parts&quot;:[[2019]]},&quot;page&quot;:&quot;778-788&quot;,&quot;abstract&quot;:&quot;Strategies of herbaceous species in deciduous forests are often characterized by the timing of life history phases (e.g. emergence, flowering, leaf senescence) relative to overstory tree canopy closure. Although springtime photosynthesis is assumed to account for the majority of their annual carbon budgets, the 12-month photosynthetic trajectories of forest herbs have not been quantified. We measured the temporal dynamics of carbon assimilation for seven native herbaceous perennials and the biennial Alliaria petiolata, a widespread invader in eastern North American forests. We assessed the relative importance of spring, summer, and autumn to species-level annual carbon budgets. Spring-emerging species showed significant variation in carbon assimilation patterns. High spring irradiance before canopy closure accounted for 39–100% of species-level annual carbon assimilation, but summer and autumn accounted for large proportions of some species’ carbon budgets (up to 58% and 19%, respectively). Alliaria was phenologically unique, taking advantage both autumn and spring irradiance. Although spring-emerging understory species are often expected to rely on early-season irradiance, our results highlight interspecific differences and the importance of mid−late season carbon gain. Phenological strategies of forest herbs are a continuum rather than discrete categories, and invasive species may follow strategies that are underrepresented in the native flora.&quot;,&quot;issue&quot;:&quot;2&quot;,&quot;volume&quot;:&quot;221&quot;,&quot;container-title-short&quot;:&quot;&quot;},&quot;isTemporary&quot;:false}]}]"/>
+    <we:property name="MENDELEY_CITATIONS" value="[{&quot;citationID&quot;:&quot;MENDELEY_CITATION_154a44f3-9300-4f26-ba77-cc62e7c42bc3&quot;,&quot;properties&quot;:{&quot;noteIndex&quot;:0},&quot;isEdited&quot;:false,&quot;manualOverride&quot;:{&quot;isManuallyOverridden&quot;:false,&quot;citeprocText&quot;:&quot;(Farquhar &lt;i&gt;et al.&lt;/i&gt;, 1980; Ali &lt;i&gt;et al.&lt;/i&gt;, 2015)&quot;,&quot;manualOverrideText&quot;:&quot;&quot;},&quot;citationTag&quot;:&quot;MENDELEY_CITATION_v3_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&quot;,&quot;citationItems&quot;:[{&quot;id&quot;:&quot;444ea012-20af-3dd0-b746-ca031a2eb902&quot;,&quot;itemData&quot;:{&quot;type&quot;:&quot;article-journal&quot;,&quot;id&quot;:&quot;444ea012-20af-3dd0-b746-ca031a2eb902&quot;,&quot;title&quot;:&quot;A biochemical model of photosynthetic CO&lt;sub&gt;2&lt;/sub&gt; assimilation in leaves of C&lt;sub&gt;3&lt;/sub&gt; species&quot;,&quot;author&quot;:[{&quot;family&quot;:&quot;Farquhar&quot;,&quot;given&quot;:&quot;Graham D&quot;,&quot;parse-names&quot;:false,&quot;dropping-particle&quot;:&quot;&quot;,&quot;non-dropping-particle&quot;:&quot;&quot;},{&quot;family&quot;:&quot;Caemmerer&quot;,&quot;given&quot;:&quot;Susanne&quot;,&quot;parse-names&quot;:false,&quot;dropping-particle&quot;:&quot;&quot;,&quot;non-dropping-particle&quot;:&quot;von&quot;},{&quot;family&quot;:&quot;Berry&quot;,&quot;given&quot;:&quot;Joe A&quot;,&quot;parse-names&quot;:false,&quot;dropping-particle&quot;:&quot;&quot;,&quot;non-dropping-particle&quot;:&quot;&quot;}],&quot;container-title&quot;:&quot;Planta&quot;,&quot;container-title-short&quot;:&quot;Planta&quot;,&quot;DOI&quot;:&quot;10.1007/BF00386231&quot;,&quot;ISSN&quot;:&quot;0032-0935&quot;,&quot;URL&quot;:&quot;http://link.springer.com/10.1007/BF00386231&quot;,&quot;issued&quot;:{&quot;date-parts&quot;:[[1980,6]]},&quot;page&quot;:&quot;78-90&quot;,&quot;issue&quot;:&quot;1&quot;,&quot;volume&quot;:&quot;149&quot;},&quot;isTemporary&quot;:false},{&quot;id&quot;:&quot;c96f8810-8014-3b6e-a9cd-bb55d0050d8f&quot;,&quot;itemData&quot;:{&quot;type&quot;:&quot;article-journal&quot;,&quot;id&quot;:&quot;c96f8810-8014-3b6e-a9cd-bb55d0050d8f&quot;,&quot;title&quot;:&quot;Global-scale environmental control of plant photosynthetic capacity&quot;,&quot;author&quot;:[{&quot;family&quot;:&quot;Ali&quot;,&quot;given&quot;:&quot;Ashehad A&quot;,&quot;parse-names&quot;:false,&quot;dropping-particle&quot;:&quot;&quot;,&quot;non-dropping-particle&quot;:&quot;&quot;},{&quot;family&quot;:&quot;Xu&quot;,&quot;given&quot;:&quot;Chonggang&quot;,&quot;parse-names&quot;:false,&quot;dropping-particle&quot;:&quot;&quot;,&quot;non-dropping-particle&quot;:&quot;&quot;},{&quot;family&quot;:&quot;Rogers&quot;,&quot;given&quot;:&quot;Alistair&quot;,&quot;parse-names&quot;:false,&quot;dropping-particle&quot;:&quot;&quot;,&quot;non-dropping-particle&quot;:&quot;&quot;},{&quot;family&quot;:&quot;McDowell&quot;,&quot;given&quot;:&quot;Nathan G&quot;,&quot;parse-names&quot;:false,&quot;dropping-particle&quot;:&quot;&quot;,&quot;non-dropping-particle&quot;:&quot;&quot;},{&quot;family&quot;:&quot;Medlyn&quot;,&quot;given&quot;:&quot;Belinda E&quot;,&quot;parse-names&quot;:false,&quot;dropping-particle&quot;:&quot;&quot;,&quot;non-dropping-particle&quot;:&quot;&quot;},{&quot;family&quot;:&quot;Fisher&quot;,&quot;given&quot;:&quot;Rosie A&quot;,&quot;parse-names&quot;:false,&quot;dropping-particle&quot;:&quot;&quot;,&quot;non-dropping-particle&quot;:&quot;&quot;},{&quot;family&quot;:&quot;Wullschleger&quot;,&quot;given&quot;:&quot;Stan D&quot;,&quot;parse-names&quot;:false,&quot;dropping-particle&quot;:&quot;&quot;,&quot;non-dropping-particle&quot;:&quot;&quot;},{&quot;family&quot;:&quot;Reich&quot;,&quot;given&quot;:&quot;Peter B&quot;,&quot;parse-names&quot;:false,&quot;dropping-particle&quot;:&quot;&quot;,&quot;non-dropping-particle&quot;:&quot;&quot;},{&quot;family&quot;:&quot;Vrugt&quot;,&quot;given&quot;:&quot;Jasper A&quot;,&quot;parse-names&quot;:false,&quot;dropping-particle&quot;:&quot;&quot;,&quot;non-dropping-particle&quot;:&quot;&quot;},{&quot;family&quot;:&quot;Bauerle&quot;,&quot;given&quot;:&quot;William L&quot;,&quot;parse-names&quot;:false,&quot;dropping-particle&quot;:&quot;&quot;,&quot;non-dropping-particle&quot;:&quot;&quot;},{&quot;family&quot;:&quot;Santiago&quot;,&quot;given&quot;:&quot;Louis S&quot;,&quot;parse-names&quot;:false,&quot;dropping-particle&quot;:&quot;&quot;,&quot;non-dropping-particle&quot;:&quot;&quot;},{&quot;family&quot;:&quot;Wilson&quot;,&quot;given&quot;:&quot;Cathy J&quot;,&quot;parse-names&quot;:false,&quot;dropping-particle&quot;:&quot;&quot;,&quot;non-dropping-particle&quot;:&quot;&quot;}],&quot;container-title&quot;:&quot;Ecological Applications&quot;,&quot;DOI&quot;:&quot;10.1890/14-2111.1&quot;,&quot;ISSN&quot;:&quot;19395582&quot;,&quot;PMID&quot;:&quot;26910960&quot;,&quot;issued&quot;:{&quot;date-parts&quot;:[[2015]]},&quot;page&quot;:&quot;2349-2365&quot;,&quot;abstract&quot;:&quot;Photosynthetic capacity, determined by light harvesting and carboxylation reactions, is a key plant trait that determines the rate of photosynthesis; however, in Earth System Models (ESMs) at a reference temperature, it is either a fixed value for a given plant functional type or derived from a linear function of leaf nitrogen content. In this study, we conducted a comprehensive analysis that considered correlations of environmental factors with photosynthetic capacity as determined by maximum carboxylation (Vc,m) rate scaled to 25°C (i.e., Vc,25; lmol CO2-m.2-s.1) and maximum electron transport rate (Jmax) scaled to 258C (i.e., J25; lmol electron-m.2-s.1) at the global scale. Our results showed that the percentage of variation in observed Vc,25 and J25 explained jointly by the environmental factors (i.e., day length, radiation, temperature, and humidity) were 2-2.5 times and 6-9 times of that explained by area-based leaf nitrogen content, respectively. Environmental factors influenced photosynthetic capacity mainly through photosynthetic nitrogen use efficiency, rather than through leaf nitrogen content. The combination of leaf nitrogen content and environmental factors was able to explain;56% and;66% of the variation in Vc,25 and J25 at the global scale, respectively. Our analyses suggest that model projections of plant photosynthetic capacity and hence land-atmosphere exchange under changing climatic conditions could be substantially improved if environmental factors are incorporated into algorithms used to parameterize photosynthetic capacity in ESMs.&quot;,&quot;issue&quot;:&quot;8&quot;,&quot;volume&quot;:&quot;25&quot;,&quot;container-title-short&quot;:&quot;&quot;},&quot;isTemporary&quot;:false}]},{&quot;citationID&quot;:&quot;MENDELEY_CITATION_5e8f42c9-929c-4fdb-a467-17d0e98ec3fb&quot;,&quot;properties&quot;:{&quot;noteIndex&quot;:0},&quot;isEdited&quot;:false,&quot;manualOverride&quot;:{&quot;isManuallyOverridden&quot;:false,&quot;citeprocText&quot;:&quot;(Way &amp;#38; Yamori, 2014)&quot;,&quot;manualOverrideText&quot;:&quot;&quot;},&quot;citationItems&quot;:[{&quot;id&quot;:&quot;9e7f8fee-0bcc-3877-b49f-94d6bd6212ad&quot;,&quot;itemData&quot;:{&quot;type&quot;:&quot;article-journal&quot;,&quot;id&quot;:&quot;9e7f8fee-0bcc-3877-b49f-94d6bd6212ad&quot;,&quot;title&quot;:&quot;Thermal acclimation of photosynthesis: on the importance of adjusting our definitions and accounting for thermal acclimation of respiration&quot;,&quot;author&quot;:[{&quot;family&quot;:&quot;Way&quot;,&quot;given&quot;:&quot;Danielle A.&quot;,&quot;parse-names&quot;:false,&quot;dropping-particle&quot;:&quot;&quot;,&quot;non-dropping-particle&quot;:&quot;&quot;},{&quot;family&quot;:&quot;Yamori&quot;,&quot;given&quot;:&quot;Wataru&quot;,&quot;parse-names&quot;:false,&quot;dropping-particle&quot;:&quot;&quot;,&quot;non-dropping-particle&quot;:&quot;&quot;}],&quot;container-title&quot;:&quot;Photosynthesis Research&quot;,&quot;container-title-short&quot;:&quot;Photosynth. Res.&quot;,&quot;DOI&quot;:&quot;10.1007/s11120-013-9873-7&quot;,&quot;ISSN&quot;:&quot;0166-8595&quot;,&quot;issued&quot;:{&quot;date-parts&quot;:[[2014,2,28]]},&quot;page&quot;:&quot;89-100&quot;,&quot;issue&quot;:&quot;1-2&quot;,&quot;volume&quot;:&quot;119&quot;},&quot;isTemporary&quot;:false}],&quot;citationTag&quot;:&quot;MENDELEY_CITATION_v3_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&quot;},{&quot;citationID&quot;:&quot;MENDELEY_CITATION_3dae14e0-5d3a-4ad7-807d-d5406f590a37&quot;,&quot;properties&quot;:{&quot;noteIndex&quot;:0},&quot;isEdited&quot;:false,&quot;manualOverride&quot;:{&quot;isManuallyOverridden&quot;:false,&quot;citeprocText&quot;:&quot;(Hale &lt;i&gt;et al.&lt;/i&gt;, 2011, 2016; Brouwer &lt;i&gt;et al.&lt;/i&gt;, 2015)&quot;,&quot;manualOverrideText&quot;:&quot;&quot;},&quot;citationTag&quot;:&quot;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&quot;,&quot;citationItems&quot;:[{&quot;id&quot;:&quot;ba25685f-8ed7-3080-b534-21b6f5a44285&quot;,&quot;itemData&quot;:{&quot;type&quot;:&quot;article-journal&quot;,&quot;id&quot;:&quot;ba25685f-8ed7-3080-b534-21b6f5a44285&quot;,&quot;title&quot;:&quot;Testing the mutualism disruption hypothesis: physiological mechanisms for invasion of intact perennial plant communities&quot;,&quot;author&quot;:[{&quot;family&quot;:&quot;Hale&quot;,&quot;given&quot;:&quot;Alison N.&quot;,&quot;parse-names&quot;:false,&quot;dropping-particle&quot;:&quot;&quot;,&quot;non-dropping-particle&quot;:&quot;&quot;},{&quot;family&quot;:&quot;Tonsor&quot;,&quot;given&quot;:&quot;Stephen J.&quot;,&quot;parse-names&quot;:false,&quot;dropping-particle&quot;:&quot;&quot;,&quot;non-dropping-particle&quot;:&quot;&quot;},{&quot;family&quot;:&quot;Kalisz&quot;,&quot;given&quot;:&quot;Susan&quot;,&quot;parse-names&quot;:false,&quot;dropping-particle&quot;:&quot;&quot;,&quot;non-dropping-particle&quot;:&quot;&quot;}],&quot;container-title&quot;:&quot;Ecosphere&quot;,&quot;DOI&quot;:&quot;10.1890/es11-00136.1&quot;,&quot;ISSN&quot;:&quot;2150-8925&quot;,&quot;issued&quot;:{&quot;date-parts&quot;:[[2011]]},&quot;page&quot;:&quot;art110&quot;,&quot;abstract&quot;:&quot;Soil resources derived from mutualistic arbuscular mycorrhizal fungi (AMF) play a critical role in the physiological function of many native plant species. Allelopathic plant invasion studies have revealed declines in AMF inoculation potential of invaded soils, and lost opportunities for plants to form new AMF associations. Yet, if allelochemicals also kill AMF external hyphae already associated with plant roots, this mutualism disruption should result in physiological stress for native plants. We previously demonstrated that forest soils infested with garlic mustard (Alliaria petiolata), an allelopathic invader, exhibit reduced fungal hyphal abundance. Here, we demonstrate for the first time that treatment with garlic mustard tissue reduces soil respiration rates and diminishes physiological function of false Solomon�s seal (Maianthemum racemosum), an AMF-dependant forest understory native. Treated plants exhibited reduced stomatal conductance and photosynthesis relative to controls, consistent with the proposed loss of AMF function. Such physiological declines, if sustained over several growing seasons, could decrease native understory perennials� growth rates and increase their susceptibility to environmental stresses. These data provide an explicit mechanism that can help explain the loss of established native perennials from invaded mature forests. We propose that the physiological costs of mutualism disruption may be a widespread but previously untested mechanism enhancing the invasion of undisturbed ecosystems by allelopathic species.&quot;,&quot;issue&quot;:&quot;10&quot;,&quot;volume&quot;:&quot;2&quot;,&quot;container-title-short&quot;:&quot;&quot;},&quot;isTemporary&quot;:false},{&quot;id&quot;:&quot;0c2ad7e0-9564-30cf-8885-d95a31cf0c58&quot;,&quot;itemData&quot;:{&quot;type&quot;:&quot;article-journal&quot;,&quot;id&quot;:&quot;0c2ad7e0-9564-30cf-8885-d95a31cf0c58&quot;,&quot;title&quot;:&quot;Invader disruption of belowground plant mutualisms reduces carbon acquisition and alters allocation patterns in a native forest herb&quot;,&quot;author&quot;:[{&quot;family&quot;:&quot;Hale&quot;,&quot;given&quot;:&quot;Alison N&quot;,&quot;parse-names&quot;:false,&quot;dropping-particle&quot;:&quot;&quot;,&quot;non-dropping-particle&quot;:&quot;&quot;},{&quot;family&quot;:&quot;Lapointe&quot;,&quot;given&quot;:&quot;Line&quot;,&quot;parse-names&quot;:false,&quot;dropping-particle&quot;:&quot;&quot;,&quot;non-dropping-particle&quot;:&quot;&quot;},{&quot;family&quot;:&quot;Kalisz&quot;,&quot;given&quot;:&quot;Susan&quot;,&quot;parse-names&quot;:false,&quot;dropping-particle&quot;:&quot;&quot;,&quot;non-dropping-particle&quot;:&quot;&quot;}],&quot;container-title&quot;:&quot;New Phytologist&quot;,&quot;DOI&quot;:&quot;10.1111/nph.13709&quot;,&quot;ISSN&quot;:&quot;14698137&quot;,&quot;PMID&quot;:&quot;26506529&quot;,&quot;issued&quot;:{&quot;date-parts&quot;:[[2016]]},&quot;page&quot;:&quot;542-549&quot;,&quot;abstract&quot;:&quot;Invasive plants impose novel selection pressures on naïve mutualistic interactions between native plants and their partners. As most plants critically rely on root fungal symbionts (RFSs) for soil resources, invaders that disrupt plant-RFS mutualisms can significantly depress native plant fitness. Here, we investigate the consequences of RFS mutualism disruption on native plant fitness in a glasshouse experiment with a forest invader that produces known anti-fungal allelochemicals. Over 5 months, we regularly applied either green leaves of the allelopathic invader Alliaria petiolata, a nonsystemic fungicide to simulate A. petiolata's effects, or green leaves of nonallelopathic Hesperis matronalis (control) to pots containing the native Maianthemum racemosum and its RFSs. We repeatedly measured M. racemosum physiology and harvested plants periodically to assess carbon allocation. Alliaria petiolata and fungicide treatment effects were indistinguishable: we observed inhibition of the RFS soil hyphal network and significant reductions in M. racemosum physiology (photosynthesis, transpiration and conductance) and allocation (carbon storage, root biomass and asexual reproduction) in both treatments relative to the control. Our findings suggest a general mechanistic hypothesis for local extinction of native species in ecosystems challenged by allelopathic invaders: RFS mutualism disruption drives carbon stress, subsequent declines in native plant vigor, and, if chronic, declines in RFS-dependent species abundance.&quot;,&quot;issue&quot;:&quot;2&quot;,&quot;volume&quot;:&quot;209&quot;,&quot;container-title-short&quot;:&quot;&quot;},&quot;isTemporary&quot;:false},{&quot;id&quot;:&quot;2430d111-1342-3e7e-a8bd-806816171fc2&quot;,&quot;itemData&quot;:{&quot;type&quot;:&quot;article-journal&quot;,&quot;id&quot;:&quot;2430d111-1342-3e7e-a8bd-806816171fc2&quot;,&quot;title&quot;:&quot;Mutualism-disrupting allelopathic invader drives carbon stress and vital rate decline in a forest perennial herb&quot;,&quot;author&quot;:[{&quot;family&quot;:&quot;Brouwer&quot;,&quot;given&quot;:&quot;Nathan L&quot;,&quot;parse-names&quot;:false,&quot;dropping-particle&quot;:&quot;&quot;,&quot;non-dropping-particle&quot;:&quot;&quot;},{&quot;family&quot;:&quot;Hale&quot;,&quot;given&quot;:&quot;Alison N&quot;,&quot;parse-names&quot;:false,&quot;dropping-particle&quot;:&quot;&quot;,&quot;non-dropping-particle&quot;:&quot;&quot;},{&quot;family&quot;:&quot;Kalisz&quot;,&quot;given&quot;:&quot;Susan&quot;,&quot;parse-names&quot;:false,&quot;dropping-particle&quot;:&quot;&quot;,&quot;non-dropping-particle&quot;:&quot;&quot;}],&quot;container-title&quot;:&quot;AoB PLANTS&quot;,&quot;DOI&quot;:&quot;10.1093/aobpla/plv014&quot;,&quot;ISSN&quot;:&quot;20412851&quot;,&quot;issued&quot;:{&quot;date-parts&quot;:[[2015]]},&quot;page&quot;:&quot;1-14&quot;,&quot;abstract&quot;:&quot;Invasive plants can negatively affect belowground processes and alter soil microbial communities. For native plants that depend on soil resources from root fungal symbionts (RFS), invasion could compromise their resource status and subsequent ability to manufacture and store carbohydrates. Herbaceous perennials that depend on RFS-derived resources dominate eastern North American forest understories. Therefore, we predict that forest invasion by Alliaria petiolata, an allelopathic species that produces chemicals that are toxic to RFS, will diminish plant carbon storage and fitness. Over a single growing season, the loss of RFS could reduce a plant's photosynthetic physiology and carbon storage. If maintained over multiple growing seasons, this could create a condition of carbon stress and declines in plant vital rates. Here we characterize the signals of carbon stress over a short timeframe and explore the long-term consequence of Alliaria invasion using Maianthemum racemosum, an RFS-dependent forest understory perennial. First, in a greenhouse experiment, we treated the soil of potted Maianthemum with fresh leaf tissue from either Alliaria or Hesperis matronalis (control) for a single growing season. Alliaria-treated plants exhibit significant overall reductions in total non-structural carbohydrates and have 17 %less storage carbohydrates relative to controls. Second, we monitored Maianthemum vital rates in paired experimental plots where we either removed emerging Alliaria seedlings each spring or left Alliaria at ambient levels for 7 years. Where Alliaria is removed, Maianthemum size and vital rates improve significantly: flowering probability increases, while the probability of plants regressing to non-flowering stages or entering prolonged dormancy are reduced. Together, our results are consistent with the hypothesis that disruption of a ubiquitous mutualism following species invasion creates symptoms of carbon stress for species dependent on RFS. Disruption of plant-fungal mutualisms may generally contribute to the common, large-scale declines in forest biodiversity observed in the wake of allelopathic invaders.&quot;,&quot;issue&quot;:&quot;1&quot;,&quot;volume&quot;:&quot;7&quot;,&quot;container-title-short&quot;:&quot;AoB Plants&quot;},&quot;isTemporary&quot;:false}]},{&quot;citationID&quot;:&quot;MENDELEY_CITATION_47da8588-0cd9-4d3d-a2dc-70761fff82f2&quot;,&quot;properties&quot;:{&quot;noteIndex&quot;:0},&quot;isEdited&quot;:false,&quot;manualOverride&quot;:{&quot;isManuallyOverridden&quot;:true,&quot;citeprocText&quot;:&quot;(Burke &lt;i&gt;et al.&lt;/i&gt;, 2019; Bialic-Murphy &lt;i&gt;et al.&lt;/i&gt;, 2021)&quot;,&quot;manualOverrideText&quot;:&quot;Burke et al., 2019; Bialic-Murphy et al., 2021)&quot;},&quot;citationTag&quot;:&quot;MENDELEY_CITATION_v3_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&quot;,&quot;citationItems&quot;:[{&quot;id&quot;:&quot;013444a5-6190-3476-9c05-2284c1053d4a&quot;,&quot;itemData&quot;:{&quot;type&quot;:&quot;article-journal&quot;,&quot;id&quot;:&quot;013444a5-6190-3476-9c05-2284c1053d4a&quot;,&quot;title&quot;:&quot;Deer and invasive plant removal alters mycorrhizal fungal communities and soil chemistry: Evidence from a long-term field experiment&quot;,&quot;author&quot;:[{&quot;family&quot;:&quot;Burke&quot;,&quot;given&quot;:&quot;David J&quot;,&quot;parse-names&quot;:false,&quot;dropping-particle&quot;:&quot;&quot;,&quot;non-dropping-particle&quot;:&quot;&quot;},{&quot;family&quot;:&quot;Carrino-Kyker&quot;,&quot;given&quot;:&quot;Sarah R&quot;,&quot;parse-names&quot;:false,&quot;dropping-particle&quot;:&quot;&quot;,&quot;non-dropping-particle&quot;:&quot;&quot;},{&quot;family&quot;:&quot;Hoke&quot;,&quot;given&quot;:&quot;Adam&quot;,&quot;parse-names&quot;:false,&quot;dropping-particle&quot;:&quot;&quot;,&quot;non-dropping-particle&quot;:&quot;&quot;},{&quot;family&quot;:&quot;Cassidy&quot;,&quot;given&quot;:&quot;Steven&quot;,&quot;parse-names&quot;:false,&quot;dropping-particle&quot;:&quot;&quot;,&quot;non-dropping-particle&quot;:&quot;&quot;},{&quot;family&quot;:&quot;Bialic-Murphy&quot;,&quot;given&quot;:&quot;Lalasia&quot;,&quot;parse-names&quot;:false,&quot;dropping-particle&quot;:&quot;&quot;,&quot;non-dropping-particle&quot;:&quot;&quot;},{&quot;family&quot;:&quot;Kalisz&quot;,&quot;given&quot;:&quot;Susan&quot;,&quot;parse-names&quot;:false,&quot;dropping-particle&quot;:&quot;&quot;,&quot;non-dropping-particle&quot;:&quot;&quot;}],&quot;container-title&quot;:&quot;Soil Biology and Biochemistry&quot;,&quot;container-title-short&quot;:&quot;Soil Biol. Biochem.&quot;,&quot;DOI&quot;:&quot;10.1016/j.soilbio.2018.09.031&quot;,&quot;ISSN&quot;:&quot;00380717&quot;,&quot;URL&quot;:&quot;https://doi.org/10.1016/j.soilbio.2018.09.031&quot;,&quot;issued&quot;:{&quot;date-parts&quot;:[[2019]]},&quot;page&quot;:&quot;13-21&quot;,&quot;abstract&quot;:&quot;The invasive plant, garlic mustard (Alliaria petiolata), has the potential to affect soil microbial communities and ecosystem processes in temperate hardwood forests primarily through the release of allelopathic chemicals into the soil. These forest soils are also often affected (directly and indirectly) by the high abundance of white-tailed deer (Odocoileus virginianus), which can alter plant community composition and productivity. We examined the joint effects of deer and garlic mustard on soil microbial communities, soil nutrients and a native plant species’ vital rates in a temperate forest 8 years after initiation of a paired plot deer exclusion/access study where garlic mustard was either removed from half of each plot or remained at ambient level in the other plot half. We examined soil microbial communities using DNA-based techniques and quantified nutrient availability and physicochemical properties. Deer exclusion affected the community structure of AM fungi, particularly when garlic mustard was present, but had no effect on soil chemistry. Garlic mustard removal plots showed no changes for soil fungi, but displayed higher soil carbon content. Interestingly, we found significant changes to native plant vital rates that mirrored soil responses; the presence of garlic mustard led to higher mortality of large, mature plants and reduced native plant cover and biomass. Our data suggest herbivore-plant-soil feedbacks and synergies can interact to negatively affect the soil ecology of forests. Management activities that reduce deer or invasive plant abundance may positively affect soil microbial communities and chemistry in temperate forests.&quot;,&quot;publisher&quot;:&quot;Elsevier&quot;,&quot;issue&quot;:&quot;September 2018&quot;,&quot;volume&quot;:&quot;128&quot;},&quot;isTemporary&quot;:false},{&quot;id&quot;:&quot;be751b2b-db60-3fe9-afcd-b76e2df83848&quot;,&quot;itemData&quot;:{&quot;type&quot;:&quot;article-journal&quot;,&quot;id&quot;:&quot;be751b2b-db60-3fe9-afcd-b76e2df83848&quot;,&quot;title&quot;:&quot;Invasion‐induced root–fungal disruptions alter plant water and nitrogen economies&quot;,&quot;author&quot;:[{&quot;family&quot;:&quot;Bialic-Murphy&quot;,&quot;given&quot;:&quot;Lalasia&quot;,&quot;parse-names&quot;:false,&quot;dropping-particle&quot;:&quot;&quot;,&quot;non-dropping-particle&quot;:&quot;&quot;},{&quot;family&quot;:&quot;Smith&quot;,&quot;given&quot;:&quot;Nicholas G&quot;,&quot;parse-names&quot;:false,&quot;dropping-particle&quot;:&quot;&quot;,&quot;non-dropping-particle&quot;:&quot;&quot;},{&quot;family&quot;:&quot;Voothuluru&quot;,&quot;given&quot;:&quot;Priya&quot;,&quot;parse-names&quot;:false,&quot;dropping-particle&quot;:&quot;&quot;,&quot;non-dropping-particle&quot;:&quot;&quot;},{&quot;family&quot;:&quot;McElderry&quot;,&quot;given&quot;:&quot;Robert M&quot;,&quot;parse-names&quot;:false,&quot;dropping-particle&quot;:&quot;&quot;,&quot;non-dropping-particle&quot;:&quot;&quot;},{&quot;family&quot;:&quot;Roche&quot;,&quot;given&quot;:&quot;Morgan D&quot;,&quot;parse-names&quot;:false,&quot;dropping-particle&quot;:&quot;&quot;,&quot;non-dropping-particle&quot;:&quot;&quot;},{&quot;family&quot;:&quot;Cassidy&quot;,&quot;given&quot;:&quot;Steven T&quot;,&quot;parse-names&quot;:false,&quot;dropping-particle&quot;:&quot;&quot;,&quot;non-dropping-particle&quot;:&quot;&quot;},{&quot;family&quot;:&quot;Kivlin&quot;,&quot;given&quot;:&quot;Stephanie N&quot;,&quot;parse-names&quot;:false,&quot;dropping-particle&quot;:&quot;&quot;,&quot;non-dropping-particle&quot;:&quot;&quot;},{&quot;family&quot;:&quot;Kalisz&quot;,&quot;given&quot;:&quot;Susan&quot;,&quot;parse-names&quot;:false,&quot;dropping-particle&quot;:&quot;&quot;,&quot;non-dropping-particle&quot;:&quot;&quot;}],&quot;container-title&quot;:&quot;Ecology Letters&quot;,&quot;container-title-short&quot;:&quot;Ecol. Lett.&quot;,&quot;editor&quot;:[{&quot;family&quot;:&quot;Rejmanek&quot;,&quot;given&quot;:&quot;Marcel&quot;,&quot;parse-names&quot;:false,&quot;dropping-particle&quot;:&quot;&quot;,&quot;non-dropping-particle&quot;:&quot;&quot;}],&quot;DOI&quot;:&quot;10.1111/ele.13724&quot;,&quot;ISSN&quot;:&quot;1461-023X&quot;,&quot;PMID&quot;:&quot;33759325&quot;,&quot;URL&quot;:&quot;https://onlinelibrary.wiley.com/doi/10.1111/ele.13724&quot;,&quot;issued&quot;:{&quot;date-parts&quot;:[[2021,6,23]]},&quot;page&quot;:&quot;1145-1156&quot;,&quot;abstract&quot;:&quot;Despite widespread evidence that biological invasion influences both the biotic and abiotic soil environments, the extent to which these two pathways underpin the effects of invasion on plant traits and performance remains unknown. Leveraging a long‐term (14‐year) field experiment, we show that an allelochemical‐producing invader affects plants through biotic mechanisms, altering the soil fungal community composition, with no apparent shifts in soil nutrient availability. Changes in belowground fungal communities resulted in high costs of nutrient uptake for native perennials and a shift in plant traits linked to their water and nutrient use efficiencies. Some plants in the invaded community compensate for the disruption of nutritional symbionts and reduced nutrient provisioning by sanctioning more nitrogen to photosynthesis and expending more water, which demonstrates a trade‐off in trait investment. For the first time, we show that the disruption of belowground nutritional symbionts can drive plants towards alternative regions of their trait space in order to maintain water and nutrient economics.&quot;,&quot;issue&quot;:&quot;6&quot;,&quot;volume&quot;:&quot;24&quot;},&quot;isTemporary&quot;:false}]},{&quot;citationID&quot;:&quot;MENDELEY_CITATION_c0047cf2-5c0d-4056-b28c-f8cfba673606&quot;,&quot;properties&quot;:{&quot;noteIndex&quot;:0},&quot;isEdited&quot;:false,&quot;manualOverride&quot;:{&quot;isManuallyOverridden&quot;:false,&quot;citeprocText&quot;:&quot;(USDA NRCS, 2022)&quot;,&quot;manualOverrideText&quot;:&quot;&quot;},&quot;citationTag&quot;:&quot;MENDELEY_CITATION_v3_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&quot;,&quot;citationItems&quot;:[{&quot;id&quot;:&quot;3664e7c1-8ec5-3d52-864e-15a545367b2a&quot;,&quot;itemData&quot;:{&quot;type&quot;:&quot;article-journal&quot;,&quot;id&quot;:&quot;3664e7c1-8ec5-3d52-864e-15a545367b2a&quot;,&quot;title&quot;:&quot;The PLANTS Database&quot;,&quot;author&quot;:[{&quot;family&quot;:&quot;USDA NRCS&quot;,&quot;given&quot;:&quot;&quot;,&quot;parse-names&quot;:false,&quot;dropping-particle&quot;:&quot;&quot;,&quot;non-dropping-particle&quot;:&quot;&quot;}],&quot;container-title&quot;:&quot;(http://plants.usda.gov, 18 November 2022). National Plant Data Team, Greensboro, NC 27401-4901 USA.&quot;,&quot;issued&quot;:{&quot;date-parts&quot;:[[2022]]},&quot;container-title-short&quot;:&quot;&quot;},&quot;isTemporary&quot;:false}]},{&quot;citationID&quot;:&quot;MENDELEY_CITATION_a842d2a8-ddf6-44dd-bb94-92d07ee6c482&quot;,&quot;properties&quot;:{&quot;noteIndex&quot;:0},&quot;isEdited&quot;:false,&quot;manualOverride&quot;:{&quot;isManuallyOverridden&quot;:false,&quot;citeprocText&quot;:&quot;(Brundrett &amp;#38; Kendrick, 1987, 1990; Burke, 2008)&quot;,&quot;manualOverrideText&quot;:&quot;&quot;},&quot;citationTag&quot;:&quot;MENDELEY_CITATION_v3_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&quot;,&quot;citationItems&quot;:[{&quot;id&quot;:&quot;f54ea1a5-61ff-3660-bc10-7c2229af1cd0&quot;,&quot;itemData&quot;:{&quot;type&quot;:&quot;article-journal&quot;,&quot;id&quot;:&quot;f54ea1a5-61ff-3660-bc10-7c2229af1cd0&quot;,&quot;title&quot;:&quot;The mycorrhizal status, root anatomy, and phenology of plants in a sugar maple forest&quot;,&quot;author&quot;:[{&quot;family&quot;:&quot;Brundrett&quot;,&quot;given&quot;:&quot;Mark C&quot;,&quot;parse-names&quot;:false,&quot;dropping-particle&quot;:&quot;&quot;,&quot;non-dropping-particle&quot;:&quot;&quot;},{&quot;family&quot;:&quot;Kendrick&quot;,&quot;given&quot;:&quot;Bryce&quot;,&quot;parse-names&quot;:false,&quot;dropping-particle&quot;:&quot;&quot;,&quot;non-dropping-particle&quot;:&quot;&quot;}],&quot;container-title&quot;:&quot;Canadian Journal of Botany&quot;,&quot;issued&quot;:{&quot;date-parts&quot;:[[1987]]},&quot;page&quot;:&quot;1153-1173&quot;,&quot;volume&quot;:&quot;66&quot;,&quot;container-title-short&quot;:&quot;&quot;},&quot;isTemporary&quot;:false},{&quot;id&quot;:&quot;4d76ae99-5bd4-3e24-a4ce-92d0e2612f35&quot;,&quot;itemData&quot;:{&quot;type&quot;:&quot;article-journal&quot;,&quot;id&quot;:&quot;4d76ae99-5bd4-3e24-a4ce-92d0e2612f35&quot;,&quot;title&quot;:&quot;The roots and mycorrhizas of herbaceous woodland plants: I. Quantitative aspects of morphology&quot;,&quot;author&quot;:[{&quot;family&quot;:&quot;Brundrett&quot;,&quot;given&quot;:&quot;Mark C&quot;,&quot;parse-names&quot;:false,&quot;dropping-particle&quot;:&quot;&quot;,&quot;non-dropping-particle&quot;:&quot;&quot;},{&quot;family&quot;:&quot;Kendrick&quot;,&quot;given&quot;:&quot;Bryce&quot;,&quot;parse-names&quot;:false,&quot;dropping-particle&quot;:&quot;&quot;,&quot;non-dropping-particle&quot;:&quot;&quot;}],&quot;container-title&quot;:&quot;New Phytologist&quot;,&quot;DOI&quot;:&quot;10.1111/j.1469-8137.1990.tb00415.x&quot;,&quot;ISSN&quot;:&quot;14698137&quot;,&quot;issued&quot;:{&quot;date-parts&quot;:[[1990]]},&quot;page&quot;:&quot;457-468&quot;,&quot;abstract&quot;:&quot;The morphology of vesicular‐arbuscular (VA) mycorrhizas in the roots of five species of herbaceous woodland plants, in which root growth and mycorrhiza formation were quantified in the first part of this study was examined. The root anatomy of these species was also examined in detail, using various staining procedures to observe cell wall structure, especially in the region where mycorrhizal colonization was initiated. The morphology of mycorrhizal colonies within the roots of these species was observed at different stages of development using light microscopy. It was found that modifications of endodermal and exodermal cell‐walls could determine the way in which fungi entered the roots. It was also found that properties of the cortex considerably influenced the localization of hyphae and arbuscules within roots. Features of VA mycorrhizas that were probably associated with particular endophytes were also noted. It is considered likely that some aspects of root structure have evolved means of regulating the efficiency of mycorrhizal associations. Copyright © 1990, Wiley Blackwell. All rights reserved&quot;,&quot;issue&quot;:&quot;3&quot;,&quot;volume&quot;:&quot;114&quot;,&quot;container-title-short&quot;:&quot;&quot;},&quot;isTemporary&quot;:false},{&quot;id&quot;:&quot;97f35e13-14d6-3590-a529-76e7132c5ceb&quot;,&quot;itemData&quot;:{&quot;type&quot;:&quot;article-journal&quot;,&quot;id&quot;:&quot;97f35e13-14d6-3590-a529-76e7132c5ceb&quot;,&quot;title&quot;:&quot;Effects of &lt;i&gt;Alliaria petiolata&lt;/i&gt; (garlic mustard; Brassicaceae) on mycorrhizal colonization and community structure in three herbaceous plants in a mixed deciduous forest&quot;,&quot;author&quot;:[{&quot;family&quot;:&quot;Burke&quot;,&quot;given&quot;:&quot;David J.&quot;,&quot;parse-names&quot;:false,&quot;dropping-particle&quot;:&quot;&quot;,&quot;non-dropping-particle&quot;:&quot;&quot;}],&quot;container-title&quot;:&quot;American Journal of Botany&quot;,&quot;DOI&quot;:&quot;10.3732/ajb.0800184&quot;,&quot;ISSN&quot;:&quot;00029122&quot;,&quot;issued&quot;:{&quot;date-parts&quot;:[[2008]]},&quot;page&quot;:&quot;1416-1425&quot;,&quot;abstract&quot;:&quot;Herbaceous plant species are important components of forest ecosystems, and their persistence in forests may be affected by invasive plant species that reduce mycorrhizal colonization of plant roots. I examined the effect of the invasive plant Alliaria petiolata on arbuscular mycorrhizal fungi (AMF) colonizing the roots of three forest plant species. AMF root colonization and community structure was examined from plants that were growing either in the absence or presence of Alliaria under natural forest conditions. AMF root colonization varied among the plant species but was not significantly affected by Alliaria. With molecular methods, ∼12 different taxa of AMF could be distinguished among the root samples, and these taxa belonged to the genera Acaulospora and Glomus, with Glomus dominating AMF communities. There were significant differences between the community of AMF colonizing roots of Maianthemum racemosum and Trillium grandiflorum, but only AMF communities of Maianthemum roots were significantly affected by Alliaria. Indicator species analysis found that an Acaulospora species type was a significant indicator of Maianthemum plants grown in the absence of Alliaria. These results suggest invasive plants like Alliaria may selectively suppress AMF fungi, and this suppression can affect AMF communities colonizing the roots of some native plant species.&quot;,&quot;issue&quot;:&quot;11&quot;,&quot;volume&quot;:&quot;95&quot;,&quot;container-title-short&quot;:&quot;Am. J. Bot.&quot;},&quot;isTemporary&quot;:false}]},{&quot;citationID&quot;:&quot;MENDELEY_CITATION_58647b24-61e5-4f73-8a62-8f6aad8e888c&quot;,&quot;properties&quot;:{&quot;noteIndex&quot;:0},&quot;isEdited&quot;:false,&quot;manualOverride&quot;:{&quot;isManuallyOverridden&quot;:false,&quot;citeprocText&quot;:&quot;(Heberling &lt;i&gt;et al.&lt;/i&gt;, 2019)&quot;,&quot;manualOverrideText&quot;:&quot;&quot;},&quot;citationTag&quot;:&quot;MENDELEY_CITATION_v3_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&quot;,&quot;citationItems&quot;:[{&quot;id&quot;:&quot;a94730f7-c7b2-3196-95cc-620331ddbf39&quot;,&quot;itemData&quot;:{&quot;type&quot;:&quot;article-journal&quot;,&quot;id&quot;:&quot;a94730f7-c7b2-3196-95cc-620331ddbf39&quot;,&quot;title&quot;:&quot;Carbon gain phenologies of spring-flowering perennials in a deciduous forest indicate a novel niche for a widespread invader&quot;,&quot;author&quot;:[{&quot;family&quot;:&quot;Heberling&quot;,&quot;given&quot;:&quot;J. Mason&quot;,&quot;parse-names&quot;:false,&quot;dropping-particle&quot;:&quot;&quot;,&quot;non-dropping-particle&quot;:&quot;&quot;},{&quot;family&quot;:&quot;Cassidy&quot;,&quot;given&quot;:&quot;Steven T.&quot;,&quot;parse-names&quot;:false,&quot;dropping-particle&quot;:&quot;&quot;,&quot;non-dropping-particle&quot;:&quot;&quot;},{&quot;family&quot;:&quot;Fridley&quot;,&quot;given&quot;:&quot;Jason D.&quot;,&quot;parse-names&quot;:false,&quot;dropping-particle&quot;:&quot;&quot;,&quot;non-dropping-particle&quot;:&quot;&quot;},{&quot;family&quot;:&quot;Kalisz&quot;,&quot;given&quot;:&quot;Susan&quot;,&quot;parse-names&quot;:false,&quot;dropping-particle&quot;:&quot;&quot;,&quot;non-dropping-particle&quot;:&quot;&quot;}],&quot;container-title&quot;:&quot;New Phytologist&quot;,&quot;DOI&quot;:&quot;10.1111/nph.15404&quot;,&quot;ISSN&quot;:&quot;14698137&quot;,&quot;PMID&quot;:&quot;30152089&quot;,&quot;issued&quot;:{&quot;date-parts&quot;:[[2019]]},&quot;page&quot;:&quot;778-788&quot;,&quot;abstract&quot;:&quot;Strategies of herbaceous species in deciduous forests are often characterized by the timing of life history phases (e.g. emergence, flowering, leaf senescence) relative to overstory tree canopy closure. Although springtime photosynthesis is assumed to account for the majority of their annual carbon budgets, the 12-month photosynthetic trajectories of forest herbs have not been quantified. We measured the temporal dynamics of carbon assimilation for seven native herbaceous perennials and the biennial Alliaria petiolata, a widespread invader in eastern North American forests. We assessed the relative importance of spring, summer, and autumn to species-level annual carbon budgets. Spring-emerging species showed significant variation in carbon assimilation patterns. High spring irradiance before canopy closure accounted for 39–100% of species-level annual carbon assimilation, but summer and autumn accounted for large proportions of some species’ carbon budgets (up to 58% and 19%, respectively). Alliaria was phenologically unique, taking advantage both autumn and spring irradiance. Although spring-emerging understory species are often expected to rely on early-season irradiance, our results highlight interspecific differences and the importance of mid−late season carbon gain. Phenological strategies of forest herbs are a continuum rather than discrete categories, and invasive species may follow strategies that are underrepresented in the native flora.&quot;,&quot;issue&quot;:&quot;2&quot;,&quot;volume&quot;:&quot;221&quot;,&quot;container-title-short&quot;:&quot;&quot;},&quot;isTemporary&quot;:false}]}]"/>
     <we:property name="MENDELEY_CITATIONS_LOCALE_CODE" value="&quot;en-GB&quot;"/>
     <we:property name="MENDELEY_CITATIONS_STYLE" value="{&quot;id&quot;:&quot;https://www.zotero.org/styles/new-phytologist&quot;,&quot;title&quot;:&quot;New Phytologist&quot;,&quot;format&quot;:&quot;author-date&quot;,&quot;defaultLocale&quot;:&quot;en-GB&quot;,&quot;isLocaleCodeValid&quot;:true}"/>
   </we:properties>
